--- a/brand_templates/PECH_SIGNAGE_TEMPLATE.docx
+++ b/brand_templates/PECH_SIGNAGE_TEMPLATE.docx
@@ -2,21 +2,108 @@
 <file path=word/document.xml><?xml version="1.0" encoding="utf-8"?>
 <w:document xmlns:w="http://schemas.openxmlformats.org/wordprocessingml/2006/main" xmlns:m="http://schemas.openxmlformats.org/officeDocument/2006/math" xmlns:r="http://schemas.openxmlformats.org/officeDocument/2006/relationships" xmlns:o="urn:schemas-microsoft-com:office:office" xmlns:v="urn:schemas-microsoft-com:vml" xmlns:w10="urn:schemas-microsoft-com:office:word" xmlns:a="http://schemas.openxmlformats.org/drawingml/2006/main" xmlns:pic="http://schemas.openxmlformats.org/drawingml/2006/picture" xmlns:wp="http://schemas.openxmlformats.org/drawingml/2006/wordprocessingDrawing">
   <w:body>
+    <w:p>
+      <w:pPr>
+        <w:pBdr>
+          <w:top w:val="single" w:sz="12" w:space="1" w:color="00BFFF"/>
+          <w:bottom w:val="single" w:sz="36" w:space="0" w:color="F5A623"/>
+        </w:pBdr>
+        <w:spacing w:before="0" w:after="240"/>
+      </w:pPr>
+    </w:p>
+    <w:p>
+      <w:pPr>
+        <w:pBdr>
+          <w:bottom w:val="single" w:sz="6" w:space="1" w:color="00BFFF"/>
+        </w:pBdr>
+        <w:spacing w:before="0" w:after="120"/>
+      </w:pPr>
+    </w:p>
+    <w:p>
+      <w:pPr>
+        <w:jc w:val="center"/>
+        <w:spacing w:before="0" w:after="60"/>
+      </w:pPr>
+      <w:r>
+        <w:rPr>
+          <w:i/>
+          <w:color w:val="E08A00"/>
+          <w:sz w:val="18"/>
+          <w:szCs w:val="18"/>
+        </w:rPr>
+        <w:t>Technology &amp; Infrastructure Enablers for Africa</w:t>
+      </w:r>
+    </w:p>
+    <w:p>
+      <w:pPr>
+        <w:jc w:val="center"/>
+        <w:spacing w:before="200" w:after="40"/>
+      </w:pPr>
+      <w:r>
+        <w:rPr>
+          <w:b/>
+          <w:color w:val="0099CC"/>
+          <w:sz w:val="28"/>
+          <w:szCs w:val="28"/>
+        </w:rPr>
+        <w:t>PECH GROUP HOLDINGS LTD</w:t>
+      </w:r>
+    </w:p>
+    <w:p>
+      <w:pPr>
+        <w:pBdr>
+          <w:top w:val="single" w:sz="36" w:space="0" w:color="F5A623"/>
+          <w:bottom w:val="single" w:sz="12" w:space="1" w:color="00BFFF"/>
+        </w:pBdr>
+        <w:spacing w:after="0"/>
+      </w:pPr>
+    </w:p>
     <w:bookmarkStart w:id="38" w:name="Xa5dd0c074eeb99a76f7d709f00ff1c432c1eec2"/>
     <w:p>
       <w:pPr>
         <w:pStyle w:val="Heading1"/>
-      </w:pPr>
-      <w:r>
+        <w:rPr>
+          <w:color w:val="0099CC"/>
+        </w:rPr>
+        <w:pBdr>
+          <w:bottom w:val="single" w:sz="18" w:space="2" w:color="F5A623"/>
+        </w:pBdr>
+      </w:pPr>
+      <w:r>
+        <w:rPr>
+          <w:b/>
+          <w:color w:val="0099CC"/>
+          <w:sz w:val="44"/>
+        </w:rPr>
         <w:t xml:space="preserve">PECH GROUP HOLDINGS LTD — SIGNAGE &amp; FACILITY BRANDING GUIDE</w:t>
       </w:r>
     </w:p>
     <w:bookmarkStart w:id="20" w:name="specifications-for-all-signage-types"/>
     <w:p>
       <w:pPr>
+        <w:pBdr>
+          <w:top w:val="single" w:sz="18" w:space="1" w:color="F5A623"/>
+          <w:bottom w:val="single" w:sz="6" w:space="1" w:color="0099CC"/>
+        </w:pBdr>
+        <w:spacing w:before="200" w:after="200"/>
+      </w:pPr>
+    </w:p>
+    <w:p>
+      <w:pPr>
         <w:pStyle w:val="Heading2"/>
-      </w:pPr>
-      <w:r>
+        <w:rPr>
+          <w:color w:val="0099CC"/>
+        </w:rPr>
+        <w:pBdr>
+          <w:bottom w:val="single" w:sz="6" w:space="2" w:color="00BFFF"/>
+        </w:pBdr>
+      </w:pPr>
+      <w:r>
+        <w:rPr>
+          <w:b/>
+          <w:color w:val="0099CC"/>
+          <w:sz w:val="32"/>
+        </w:rPr>
         <w:t xml:space="preserve">Specifications for All Signage Types</w:t>
       </w:r>
     </w:p>
@@ -31,9 +118,29 @@
     <w:bookmarkStart w:id="21" w:name="exterior-building-sign"/>
     <w:p>
       <w:pPr>
+        <w:pBdr>
+          <w:top w:val="single" w:sz="18" w:space="1" w:color="F5A623"/>
+          <w:bottom w:val="single" w:sz="6" w:space="1" w:color="0099CC"/>
+        </w:pBdr>
+        <w:spacing w:before="200" w:after="200"/>
+      </w:pPr>
+    </w:p>
+    <w:p>
+      <w:pPr>
         <w:pStyle w:val="Heading2"/>
-      </w:pPr>
-      <w:r>
+        <w:rPr>
+          <w:color w:val="0099CC"/>
+        </w:rPr>
+        <w:pBdr>
+          <w:bottom w:val="single" w:sz="6" w:space="2" w:color="00BFFF"/>
+        </w:pBdr>
+      </w:pPr>
+      <w:r>
+        <w:rPr>
+          <w:b/>
+          <w:color w:val="0099CC"/>
+          <w:sz w:val="32"/>
+        </w:rPr>
         <w:t xml:space="preserve">1. EXTERIOR BUILDING SIGN</w:t>
       </w:r>
     </w:p>
@@ -43,6 +150,14 @@
         <w:tblW w:type="pct" w:w="5000"/>
         <w:tblLook w:firstRow="1" w:lastRow="0" w:firstColumn="0" w:lastColumn="0" w:noHBand="0" w:noVBand="0" w:val="0020"/>
         <w:jc w:val="start"/>
+        <w:tblBorders>
+          <w:top w:val="single" w:sz="4" w:space="0" w:color="B0D4E8"/>
+          <w:left w:val="single" w:sz="4" w:space="0" w:color="B0D4E8"/>
+          <w:bottom w:val="single" w:sz="4" w:space="0" w:color="B0D4E8"/>
+          <w:right w:val="single" w:sz="4" w:space="0" w:color="B0D4E8"/>
+          <w:insideH w:val="single" w:sz="4" w:space="0" w:color="B0D4E8"/>
+          <w:insideV w:val="single" w:sz="4" w:space="0" w:color="B0D4E8"/>
+        </w:tblBorders>
       </w:tblPr>
       <w:tblGrid>
         <w:gridCol w:w="3960"/>
@@ -53,25 +168,39 @@
           <w:tblHeader w:val="true"/>
         </w:trPr>
         <w:tc>
-          <w:tcPr/>
-          <w:p>
-            <w:pPr>
-              <w:pStyle w:val="Compact"/>
-              <w:jc w:val="left"/>
-            </w:pPr>
-            <w:r>
+          <w:tcPr>
+            <w:shd w:fill="0099CC" w:val="clear"/>
+          </w:tcPr>
+          <w:p>
+            <w:pPr>
+              <w:pStyle w:val="Compact"/>
+              <w:jc w:val="left"/>
+            </w:pPr>
+            <w:r>
+              <w:rPr>
+                <w:b/>
+                <w:color w:val="FFFFFF"/>
+                <w:sz w:val="20"/>
+              </w:rPr>
               <w:t xml:space="preserve">Property</w:t>
             </w:r>
           </w:p>
         </w:tc>
         <w:tc>
-          <w:tcPr/>
-          <w:p>
-            <w:pPr>
-              <w:pStyle w:val="Compact"/>
-              <w:jc w:val="left"/>
-            </w:pPr>
-            <w:r>
+          <w:tcPr>
+            <w:shd w:fill="0099CC" w:val="clear"/>
+          </w:tcPr>
+          <w:p>
+            <w:pPr>
+              <w:pStyle w:val="Compact"/>
+              <w:jc w:val="left"/>
+            </w:pPr>
+            <w:r>
+              <w:rPr>
+                <w:b/>
+                <w:color w:val="FFFFFF"/>
+                <w:sz w:val="20"/>
+              </w:rPr>
               <w:t xml:space="preserve">Specification</w:t>
             </w:r>
           </w:p>
@@ -79,7 +208,9 @@
       </w:tr>
       <w:tr>
         <w:tc>
-          <w:tcPr/>
+          <w:tcPr>
+            <w:shd w:fill="FFFFFF" w:val="clear"/>
+          </w:tcPr>
           <w:p>
             <w:pPr>
               <w:pStyle w:val="Compact"/>
@@ -89,19 +220,27 @@
               <w:rPr>
                 <w:bCs/>
                 <w:b/>
+                <w:color w:val="1A1A1A"/>
+                <w:sz w:val="19"/>
               </w:rPr>
               <w:t xml:space="preserve">Dimensions:</w:t>
             </w:r>
           </w:p>
         </w:tc>
         <w:tc>
-          <w:tcPr/>
-          <w:p>
-            <w:pPr>
-              <w:pStyle w:val="Compact"/>
-              <w:jc w:val="left"/>
-            </w:pPr>
-            <w:r>
+          <w:tcPr>
+            <w:shd w:fill="FFFFFF" w:val="clear"/>
+          </w:tcPr>
+          <w:p>
+            <w:pPr>
+              <w:pStyle w:val="Compact"/>
+              <w:jc w:val="left"/>
+            </w:pPr>
+            <w:r>
+              <w:rPr>
+                <w:color w:val="1A1A1A"/>
+                <w:sz w:val="19"/>
+              </w:rPr>
               <w:t xml:space="preserve">2400mm x 600mm (standard) — scale proportionally for building</w:t>
             </w:r>
           </w:p>
@@ -109,7 +248,9 @@
       </w:tr>
       <w:tr>
         <w:tc>
-          <w:tcPr/>
+          <w:tcPr>
+            <w:shd w:fill="E8F8FF" w:val="clear"/>
+          </w:tcPr>
           <w:p>
             <w:pPr>
               <w:pStyle w:val="Compact"/>
@@ -119,19 +260,27 @@
               <w:rPr>
                 <w:bCs/>
                 <w:b/>
+                <w:color w:val="1A1A1A"/>
+                <w:sz w:val="19"/>
               </w:rPr>
               <w:t xml:space="preserve">Material:</w:t>
             </w:r>
           </w:p>
         </w:tc>
         <w:tc>
-          <w:tcPr/>
-          <w:p>
-            <w:pPr>
-              <w:pStyle w:val="Compact"/>
-              <w:jc w:val="left"/>
-            </w:pPr>
-            <w:r>
+          <w:tcPr>
+            <w:shd w:fill="E8F8FF" w:val="clear"/>
+          </w:tcPr>
+          <w:p>
+            <w:pPr>
+              <w:pStyle w:val="Compact"/>
+              <w:jc w:val="left"/>
+            </w:pPr>
+            <w:r>
+              <w:rPr>
+                <w:color w:val="1A1A1A"/>
+                <w:sz w:val="19"/>
+              </w:rPr>
               <w:t xml:space="preserve">Aluminum composite panel (ACP) with acrylic letter faces</w:t>
             </w:r>
           </w:p>
@@ -139,7 +288,9 @@
       </w:tr>
       <w:tr>
         <w:tc>
-          <w:tcPr/>
+          <w:tcPr>
+            <w:shd w:fill="FFFFFF" w:val="clear"/>
+          </w:tcPr>
           <w:p>
             <w:pPr>
               <w:pStyle w:val="Compact"/>
@@ -149,19 +300,27 @@
               <w:rPr>
                 <w:bCs/>
                 <w:b/>
+                <w:color w:val="1A1A1A"/>
+                <w:sz w:val="19"/>
               </w:rPr>
               <w:t xml:space="preserve">Illumination:</w:t>
             </w:r>
           </w:p>
         </w:tc>
         <w:tc>
-          <w:tcPr/>
-          <w:p>
-            <w:pPr>
-              <w:pStyle w:val="Compact"/>
-              <w:jc w:val="left"/>
-            </w:pPr>
-            <w:r>
+          <w:tcPr>
+            <w:shd w:fill="FFFFFF" w:val="clear"/>
+          </w:tcPr>
+          <w:p>
+            <w:pPr>
+              <w:pStyle w:val="Compact"/>
+              <w:jc w:val="left"/>
+            </w:pPr>
+            <w:r>
+              <w:rPr>
+                <w:color w:val="1A1A1A"/>
+                <w:sz w:val="19"/>
+              </w:rPr>
               <w:t xml:space="preserve">LED backlit or front-lit channel letters</w:t>
             </w:r>
           </w:p>
@@ -169,7 +328,9 @@
       </w:tr>
       <w:tr>
         <w:tc>
-          <w:tcPr/>
+          <w:tcPr>
+            <w:shd w:fill="E8F8FF" w:val="clear"/>
+          </w:tcPr>
           <w:p>
             <w:pPr>
               <w:pStyle w:val="Compact"/>
@@ -179,19 +340,27 @@
               <w:rPr>
                 <w:bCs/>
                 <w:b/>
+                <w:color w:val="1A1A1A"/>
+                <w:sz w:val="19"/>
               </w:rPr>
               <w:t xml:space="preserve">Background:</w:t>
             </w:r>
           </w:p>
         </w:tc>
         <w:tc>
-          <w:tcPr/>
-          <w:p>
-            <w:pPr>
-              <w:pStyle w:val="Compact"/>
-              <w:jc w:val="left"/>
-            </w:pPr>
-            <w:r>
+          <w:tcPr>
+            <w:shd w:fill="E8F8FF" w:val="clear"/>
+          </w:tcPr>
+          <w:p>
+            <w:pPr>
+              <w:pStyle w:val="Compact"/>
+              <w:jc w:val="left"/>
+            </w:pPr>
+            <w:r>
+              <w:rPr>
+                <w:color w:val="1A1A1A"/>
+                <w:sz w:val="19"/>
+              </w:rPr>
               <w:t xml:space="preserve">Dark Navy (#1B2838) ACP panel</w:t>
             </w:r>
           </w:p>
@@ -199,7 +368,9 @@
       </w:tr>
       <w:tr>
         <w:tc>
-          <w:tcPr/>
+          <w:tcPr>
+            <w:shd w:fill="FFFFFF" w:val="clear"/>
+          </w:tcPr>
           <w:p>
             <w:pPr>
               <w:pStyle w:val="Compact"/>
@@ -209,19 +380,27 @@
               <w:rPr>
                 <w:bCs/>
                 <w:b/>
+                <w:color w:val="1A1A1A"/>
+                <w:sz w:val="19"/>
               </w:rPr>
               <w:t xml:space="preserve">Logo:</w:t>
             </w:r>
           </w:p>
         </w:tc>
         <w:tc>
-          <w:tcPr/>
-          <w:p>
-            <w:pPr>
-              <w:pStyle w:val="Compact"/>
-              <w:jc w:val="left"/>
-            </w:pPr>
-            <w:r>
+          <w:tcPr>
+            <w:shd w:fill="FFFFFF" w:val="clear"/>
+          </w:tcPr>
+          <w:p>
+            <w:pPr>
+              <w:pStyle w:val="Compact"/>
+              <w:jc w:val="left"/>
+            </w:pPr>
+            <w:r>
+              <w:rPr>
+                <w:color w:val="1A1A1A"/>
+                <w:sz w:val="19"/>
+              </w:rPr>
               <w:t xml:space="preserve">Full-color hexagonal logo, LED illuminated, 500mm height</w:t>
             </w:r>
           </w:p>
@@ -229,7 +408,9 @@
       </w:tr>
       <w:tr>
         <w:tc>
-          <w:tcPr/>
+          <w:tcPr>
+            <w:shd w:fill="E8F8FF" w:val="clear"/>
+          </w:tcPr>
           <w:p>
             <w:pPr>
               <w:pStyle w:val="Compact"/>
@@ -239,31 +420,55 @@
               <w:rPr>
                 <w:bCs/>
                 <w:b/>
+                <w:color w:val="1A1A1A"/>
+                <w:sz w:val="19"/>
               </w:rPr>
               <w:t xml:space="preserve">Company Name:</w:t>
             </w:r>
           </w:p>
         </w:tc>
         <w:tc>
-          <w:tcPr/>
-          <w:p>
-            <w:pPr>
-              <w:pStyle w:val="Compact"/>
-              <w:jc w:val="left"/>
-            </w:pPr>
-            <w:r>
+          <w:tcPr>
+            <w:shd w:fill="E8F8FF" w:val="clear"/>
+          </w:tcPr>
+          <w:p>
+            <w:pPr>
+              <w:pStyle w:val="Compact"/>
+              <w:jc w:val="left"/>
+            </w:pPr>
+            <w:r>
+              <w:rPr>
+                <w:color w:val="1A1A1A"/>
+                <w:sz w:val="19"/>
+              </w:rPr>
               <w:t xml:space="preserve">“</w:t>
             </w:r>
             <w:r>
+              <w:rPr>
+                <w:color w:val="1A1A1A"/>
+                <w:sz w:val="19"/>
+              </w:rPr>
               <w:t xml:space="preserve">PECH GROUP HOLDINGS LTD</w:t>
             </w:r>
             <w:r>
+              <w:rPr>
+                <w:color w:val="1A1A1A"/>
+                <w:sz w:val="19"/>
+              </w:rPr>
               <w:t xml:space="preserve">”</w:t>
             </w:r>
             <w:r>
+              <w:rPr>
+                <w:color w:val="1A1A1A"/>
+                <w:sz w:val="19"/>
+              </w:rPr>
               <w:t xml:space="preserve"> </w:t>
             </w:r>
             <w:r>
+              <w:rPr>
+                <w:color w:val="1A1A1A"/>
+                <w:sz w:val="19"/>
+              </w:rPr>
               <w:t xml:space="preserve">— White acrylic, Montserrat Bold</w:t>
             </w:r>
           </w:p>
@@ -271,7 +476,9 @@
       </w:tr>
       <w:tr>
         <w:tc>
-          <w:tcPr/>
+          <w:tcPr>
+            <w:shd w:fill="FFFFFF" w:val="clear"/>
+          </w:tcPr>
           <w:p>
             <w:pPr>
               <w:pStyle w:val="Compact"/>
@@ -281,19 +488,27 @@
               <w:rPr>
                 <w:bCs/>
                 <w:b/>
+                <w:color w:val="1A1A1A"/>
+                <w:sz w:val="19"/>
               </w:rPr>
               <w:t xml:space="preserve">Letter Height:</w:t>
             </w:r>
           </w:p>
         </w:tc>
         <w:tc>
-          <w:tcPr/>
-          <w:p>
-            <w:pPr>
-              <w:pStyle w:val="Compact"/>
-              <w:jc w:val="left"/>
-            </w:pPr>
-            <w:r>
+          <w:tcPr>
+            <w:shd w:fill="FFFFFF" w:val="clear"/>
+          </w:tcPr>
+          <w:p>
+            <w:pPr>
+              <w:pStyle w:val="Compact"/>
+              <w:jc w:val="left"/>
+            </w:pPr>
+            <w:r>
+              <w:rPr>
+                <w:color w:val="1A1A1A"/>
+                <w:sz w:val="19"/>
+              </w:rPr>
               <w:t xml:space="preserve">150mm minimum</w:t>
             </w:r>
           </w:p>
@@ -301,7 +516,9 @@
       </w:tr>
       <w:tr>
         <w:tc>
-          <w:tcPr/>
+          <w:tcPr>
+            <w:shd w:fill="E8F8FF" w:val="clear"/>
+          </w:tcPr>
           <w:p>
             <w:pPr>
               <w:pStyle w:val="Compact"/>
@@ -311,19 +528,27 @@
               <w:rPr>
                 <w:bCs/>
                 <w:b/>
+                <w:color w:val="1A1A1A"/>
+                <w:sz w:val="19"/>
               </w:rPr>
               <w:t xml:space="preserve">Mounting:</w:t>
             </w:r>
           </w:p>
         </w:tc>
         <w:tc>
-          <w:tcPr/>
-          <w:p>
-            <w:pPr>
-              <w:pStyle w:val="Compact"/>
-              <w:jc w:val="left"/>
-            </w:pPr>
-            <w:r>
+          <w:tcPr>
+            <w:shd w:fill="E8F8FF" w:val="clear"/>
+          </w:tcPr>
+          <w:p>
+            <w:pPr>
+              <w:pStyle w:val="Compact"/>
+              <w:jc w:val="left"/>
+            </w:pPr>
+            <w:r>
+              <w:rPr>
+                <w:color w:val="1A1A1A"/>
+                <w:sz w:val="19"/>
+              </w:rPr>
               <w:t xml:space="preserve">Standoff mount, 30mm from wall surface</w:t>
             </w:r>
           </w:p>
@@ -331,7 +556,9 @@
       </w:tr>
       <w:tr>
         <w:tc>
-          <w:tcPr/>
+          <w:tcPr>
+            <w:shd w:fill="FFFFFF" w:val="clear"/>
+          </w:tcPr>
           <w:p>
             <w:pPr>
               <w:pStyle w:val="Compact"/>
@@ -341,19 +568,27 @@
               <w:rPr>
                 <w:bCs/>
                 <w:b/>
+                <w:color w:val="1A1A1A"/>
+                <w:sz w:val="19"/>
               </w:rPr>
               <w:t xml:space="preserve">Visibility:</w:t>
             </w:r>
           </w:p>
         </w:tc>
         <w:tc>
-          <w:tcPr/>
-          <w:p>
-            <w:pPr>
-              <w:pStyle w:val="Compact"/>
-              <w:jc w:val="left"/>
-            </w:pPr>
-            <w:r>
+          <w:tcPr>
+            <w:shd w:fill="FFFFFF" w:val="clear"/>
+          </w:tcPr>
+          <w:p>
+            <w:pPr>
+              <w:pStyle w:val="Compact"/>
+              <w:jc w:val="left"/>
+            </w:pPr>
+            <w:r>
+              <w:rPr>
+                <w:color w:val="1A1A1A"/>
+                <w:sz w:val="19"/>
+              </w:rPr>
               <w:t xml:space="preserve">Readable from 50 meters minimum</w:t>
             </w:r>
           </w:p>
@@ -371,9 +606,29 @@
     <w:bookmarkStart w:id="23" w:name="reception-lobby-sign"/>
     <w:p>
       <w:pPr>
+        <w:pBdr>
+          <w:top w:val="single" w:sz="18" w:space="1" w:color="F5A623"/>
+          <w:bottom w:val="single" w:sz="6" w:space="1" w:color="0099CC"/>
+        </w:pBdr>
+        <w:spacing w:before="200" w:after="200"/>
+      </w:pPr>
+    </w:p>
+    <w:p>
+      <w:pPr>
         <w:pStyle w:val="Heading2"/>
-      </w:pPr>
-      <w:r>
+        <w:rPr>
+          <w:color w:val="0099CC"/>
+        </w:rPr>
+        <w:pBdr>
+          <w:bottom w:val="single" w:sz="6" w:space="2" w:color="00BFFF"/>
+        </w:pBdr>
+      </w:pPr>
+      <w:r>
+        <w:rPr>
+          <w:b/>
+          <w:color w:val="0099CC"/>
+          <w:sz w:val="32"/>
+        </w:rPr>
         <w:t xml:space="preserve">2. RECEPTION / LOBBY SIGN</w:t>
       </w:r>
     </w:p>
@@ -383,6 +638,14 @@
         <w:tblW w:type="pct" w:w="5000"/>
         <w:tblLook w:firstRow="1" w:lastRow="0" w:firstColumn="0" w:lastColumn="0" w:noHBand="0" w:noVBand="0" w:val="0020"/>
         <w:jc w:val="start"/>
+        <w:tblBorders>
+          <w:top w:val="single" w:sz="4" w:space="0" w:color="B0D4E8"/>
+          <w:left w:val="single" w:sz="4" w:space="0" w:color="B0D4E8"/>
+          <w:bottom w:val="single" w:sz="4" w:space="0" w:color="B0D4E8"/>
+          <w:right w:val="single" w:sz="4" w:space="0" w:color="B0D4E8"/>
+          <w:insideH w:val="single" w:sz="4" w:space="0" w:color="B0D4E8"/>
+          <w:insideV w:val="single" w:sz="4" w:space="0" w:color="B0D4E8"/>
+        </w:tblBorders>
       </w:tblPr>
       <w:tblGrid>
         <w:gridCol w:w="3960"/>
@@ -393,25 +656,39 @@
           <w:tblHeader w:val="true"/>
         </w:trPr>
         <w:tc>
-          <w:tcPr/>
-          <w:p>
-            <w:pPr>
-              <w:pStyle w:val="Compact"/>
-              <w:jc w:val="left"/>
-            </w:pPr>
-            <w:r>
+          <w:tcPr>
+            <w:shd w:fill="0099CC" w:val="clear"/>
+          </w:tcPr>
+          <w:p>
+            <w:pPr>
+              <w:pStyle w:val="Compact"/>
+              <w:jc w:val="left"/>
+            </w:pPr>
+            <w:r>
+              <w:rPr>
+                <w:b/>
+                <w:color w:val="FFFFFF"/>
+                <w:sz w:val="20"/>
+              </w:rPr>
               <w:t xml:space="preserve">Property</w:t>
             </w:r>
           </w:p>
         </w:tc>
         <w:tc>
-          <w:tcPr/>
-          <w:p>
-            <w:pPr>
-              <w:pStyle w:val="Compact"/>
-              <w:jc w:val="left"/>
-            </w:pPr>
-            <w:r>
+          <w:tcPr>
+            <w:shd w:fill="0099CC" w:val="clear"/>
+          </w:tcPr>
+          <w:p>
+            <w:pPr>
+              <w:pStyle w:val="Compact"/>
+              <w:jc w:val="left"/>
+            </w:pPr>
+            <w:r>
+              <w:rPr>
+                <w:b/>
+                <w:color w:val="FFFFFF"/>
+                <w:sz w:val="20"/>
+              </w:rPr>
               <w:t xml:space="preserve">Specification</w:t>
             </w:r>
           </w:p>
@@ -419,7 +696,9 @@
       </w:tr>
       <w:tr>
         <w:tc>
-          <w:tcPr/>
+          <w:tcPr>
+            <w:shd w:fill="FFFFFF" w:val="clear"/>
+          </w:tcPr>
           <w:p>
             <w:pPr>
               <w:pStyle w:val="Compact"/>
@@ -429,19 +708,27 @@
               <w:rPr>
                 <w:bCs/>
                 <w:b/>
+                <w:color w:val="1A1A1A"/>
+                <w:sz w:val="19"/>
               </w:rPr>
               <w:t xml:space="preserve">Dimensions:</w:t>
             </w:r>
           </w:p>
         </w:tc>
         <w:tc>
-          <w:tcPr/>
-          <w:p>
-            <w:pPr>
-              <w:pStyle w:val="Compact"/>
-              <w:jc w:val="left"/>
-            </w:pPr>
-            <w:r>
+          <w:tcPr>
+            <w:shd w:fill="FFFFFF" w:val="clear"/>
+          </w:tcPr>
+          <w:p>
+            <w:pPr>
+              <w:pStyle w:val="Compact"/>
+              <w:jc w:val="left"/>
+            </w:pPr>
+            <w:r>
+              <w:rPr>
+                <w:color w:val="1A1A1A"/>
+                <w:sz w:val="19"/>
+              </w:rPr>
               <w:t xml:space="preserve">1500mm x 500mm</w:t>
             </w:r>
           </w:p>
@@ -449,7 +736,9 @@
       </w:tr>
       <w:tr>
         <w:tc>
-          <w:tcPr/>
+          <w:tcPr>
+            <w:shd w:fill="E8F8FF" w:val="clear"/>
+          </w:tcPr>
           <w:p>
             <w:pPr>
               <w:pStyle w:val="Compact"/>
@@ -459,19 +748,27 @@
               <w:rPr>
                 <w:bCs/>
                 <w:b/>
+                <w:color w:val="1A1A1A"/>
+                <w:sz w:val="19"/>
               </w:rPr>
               <w:t xml:space="preserve">Material:</w:t>
             </w:r>
           </w:p>
         </w:tc>
         <w:tc>
-          <w:tcPr/>
-          <w:p>
-            <w:pPr>
-              <w:pStyle w:val="Compact"/>
-              <w:jc w:val="left"/>
-            </w:pPr>
-            <w:r>
+          <w:tcPr>
+            <w:shd w:fill="E8F8FF" w:val="clear"/>
+          </w:tcPr>
+          <w:p>
+            <w:pPr>
+              <w:pStyle w:val="Compact"/>
+              <w:jc w:val="left"/>
+            </w:pPr>
+            <w:r>
+              <w:rPr>
+                <w:color w:val="1A1A1A"/>
+                <w:sz w:val="19"/>
+              </w:rPr>
               <w:t xml:space="preserve">Brushed stainless steel backplate with acrylic overlay</w:t>
             </w:r>
           </w:p>
@@ -479,7 +776,9 @@
       </w:tr>
       <w:tr>
         <w:tc>
-          <w:tcPr/>
+          <w:tcPr>
+            <w:shd w:fill="FFFFFF" w:val="clear"/>
+          </w:tcPr>
           <w:p>
             <w:pPr>
               <w:pStyle w:val="Compact"/>
@@ -489,19 +788,27 @@
               <w:rPr>
                 <w:bCs/>
                 <w:b/>
+                <w:color w:val="1A1A1A"/>
+                <w:sz w:val="19"/>
               </w:rPr>
               <w:t xml:space="preserve">Logo:</w:t>
             </w:r>
           </w:p>
         </w:tc>
         <w:tc>
-          <w:tcPr/>
-          <w:p>
-            <w:pPr>
-              <w:pStyle w:val="Compact"/>
-              <w:jc w:val="left"/>
-            </w:pPr>
-            <w:r>
+          <w:tcPr>
+            <w:shd w:fill="FFFFFF" w:val="clear"/>
+          </w:tcPr>
+          <w:p>
+            <w:pPr>
+              <w:pStyle w:val="Compact"/>
+              <w:jc w:val="left"/>
+            </w:pPr>
+            <w:r>
+              <w:rPr>
+                <w:color w:val="1A1A1A"/>
+                <w:sz w:val="19"/>
+              </w:rPr>
               <w:t xml:space="preserve">3D acrylic, full-color gradient, 300mm, center-mounted</w:t>
             </w:r>
           </w:p>
@@ -509,7 +816,9 @@
       </w:tr>
       <w:tr>
         <w:tc>
-          <w:tcPr/>
+          <w:tcPr>
+            <w:shd w:fill="E8F8FF" w:val="clear"/>
+          </w:tcPr>
           <w:p>
             <w:pPr>
               <w:pStyle w:val="Compact"/>
@@ -519,19 +828,27 @@
               <w:rPr>
                 <w:bCs/>
                 <w:b/>
+                <w:color w:val="1A1A1A"/>
+                <w:sz w:val="19"/>
               </w:rPr>
               <w:t xml:space="preserve">Company Name:</w:t>
             </w:r>
           </w:p>
         </w:tc>
         <w:tc>
-          <w:tcPr/>
-          <w:p>
-            <w:pPr>
-              <w:pStyle w:val="Compact"/>
-              <w:jc w:val="left"/>
-            </w:pPr>
-            <w:r>
+          <w:tcPr>
+            <w:shd w:fill="E8F8FF" w:val="clear"/>
+          </w:tcPr>
+          <w:p>
+            <w:pPr>
+              <w:pStyle w:val="Compact"/>
+              <w:jc w:val="left"/>
+            </w:pPr>
+            <w:r>
+              <w:rPr>
+                <w:color w:val="1A1A1A"/>
+                <w:sz w:val="19"/>
+              </w:rPr>
               <w:t xml:space="preserve">Laser-cut stainless steel letters, mounted on standoffs</w:t>
             </w:r>
           </w:p>
@@ -539,7 +856,9 @@
       </w:tr>
       <w:tr>
         <w:tc>
-          <w:tcPr/>
+          <w:tcPr>
+            <w:shd w:fill="FFFFFF" w:val="clear"/>
+          </w:tcPr>
           <w:p>
             <w:pPr>
               <w:pStyle w:val="Compact"/>
@@ -549,25 +868,41 @@
               <w:rPr>
                 <w:bCs/>
                 <w:b/>
+                <w:color w:val="1A1A1A"/>
+                <w:sz w:val="19"/>
               </w:rPr>
               <w:t xml:space="preserve">Tagline:</w:t>
             </w:r>
           </w:p>
         </w:tc>
         <w:tc>
-          <w:tcPr/>
-          <w:p>
-            <w:pPr>
-              <w:pStyle w:val="Compact"/>
-              <w:jc w:val="left"/>
-            </w:pPr>
-            <w:r>
+          <w:tcPr>
+            <w:shd w:fill="FFFFFF" w:val="clear"/>
+          </w:tcPr>
+          <w:p>
+            <w:pPr>
+              <w:pStyle w:val="Compact"/>
+              <w:jc w:val="left"/>
+            </w:pPr>
+            <w:r>
+              <w:rPr>
+                <w:color w:val="1A1A1A"/>
+                <w:sz w:val="19"/>
+              </w:rPr>
               <w:t xml:space="preserve">“</w:t>
             </w:r>
             <w:r>
+              <w:rPr>
+                <w:color w:val="1A1A1A"/>
+                <w:sz w:val="19"/>
+              </w:rPr>
               <w:t xml:space="preserve">Technology &amp; Infrastructure Enablers for People</w:t>
             </w:r>
             <w:r>
+              <w:rPr>
+                <w:color w:val="1A1A1A"/>
+                <w:sz w:val="19"/>
+              </w:rPr>
               <w:t xml:space="preserve">”</w:t>
             </w:r>
           </w:p>
@@ -575,7 +910,9 @@
       </w:tr>
       <w:tr>
         <w:tc>
-          <w:tcPr/>
+          <w:tcPr>
+            <w:shd w:fill="E8F8FF" w:val="clear"/>
+          </w:tcPr>
           <w:p>
             <w:pPr>
               <w:pStyle w:val="Compact"/>
@@ -585,19 +922,27 @@
               <w:rPr>
                 <w:bCs/>
                 <w:b/>
+                <w:color w:val="1A1A1A"/>
+                <w:sz w:val="19"/>
               </w:rPr>
               <w:t xml:space="preserve">Tagline Material:</w:t>
             </w:r>
           </w:p>
         </w:tc>
         <w:tc>
-          <w:tcPr/>
-          <w:p>
-            <w:pPr>
-              <w:pStyle w:val="Compact"/>
-              <w:jc w:val="left"/>
-            </w:pPr>
-            <w:r>
+          <w:tcPr>
+            <w:shd w:fill="E8F8FF" w:val="clear"/>
+          </w:tcPr>
+          <w:p>
+            <w:pPr>
+              <w:pStyle w:val="Compact"/>
+              <w:jc w:val="left"/>
+            </w:pPr>
+            <w:r>
+              <w:rPr>
+                <w:color w:val="1A1A1A"/>
+                <w:sz w:val="19"/>
+              </w:rPr>
               <w:t xml:space="preserve">Vinyl lettering, Dark Blue (#0099CC)</w:t>
             </w:r>
           </w:p>
@@ -605,7 +950,9 @@
       </w:tr>
       <w:tr>
         <w:tc>
-          <w:tcPr/>
+          <w:tcPr>
+            <w:shd w:fill="FFFFFF" w:val="clear"/>
+          </w:tcPr>
           <w:p>
             <w:pPr>
               <w:pStyle w:val="Compact"/>
@@ -615,19 +962,27 @@
               <w:rPr>
                 <w:bCs/>
                 <w:b/>
+                <w:color w:val="1A1A1A"/>
+                <w:sz w:val="19"/>
               </w:rPr>
               <w:t xml:space="preserve">Lighting:</w:t>
             </w:r>
           </w:p>
         </w:tc>
         <w:tc>
-          <w:tcPr/>
-          <w:p>
-            <w:pPr>
-              <w:pStyle w:val="Compact"/>
-              <w:jc w:val="left"/>
-            </w:pPr>
-            <w:r>
+          <w:tcPr>
+            <w:shd w:fill="FFFFFF" w:val="clear"/>
+          </w:tcPr>
+          <w:p>
+            <w:pPr>
+              <w:pStyle w:val="Compact"/>
+              <w:jc w:val="left"/>
+            </w:pPr>
+            <w:r>
+              <w:rPr>
+                <w:color w:val="1A1A1A"/>
+                <w:sz w:val="19"/>
+              </w:rPr>
               <w:t xml:space="preserve">LED halo backlight behind logo and letters</w:t>
             </w:r>
           </w:p>
@@ -635,7 +990,9 @@
       </w:tr>
       <w:tr>
         <w:tc>
-          <w:tcPr/>
+          <w:tcPr>
+            <w:shd w:fill="E8F8FF" w:val="clear"/>
+          </w:tcPr>
           <w:p>
             <w:pPr>
               <w:pStyle w:val="Compact"/>
@@ -645,19 +1002,27 @@
               <w:rPr>
                 <w:bCs/>
                 <w:b/>
+                <w:color w:val="1A1A1A"/>
+                <w:sz w:val="19"/>
               </w:rPr>
               <w:t xml:space="preserve">Accent:</w:t>
             </w:r>
           </w:p>
         </w:tc>
         <w:tc>
-          <w:tcPr/>
-          <w:p>
-            <w:pPr>
-              <w:pStyle w:val="Compact"/>
-              <w:jc w:val="left"/>
-            </w:pPr>
-            <w:r>
+          <w:tcPr>
+            <w:shd w:fill="E8F8FF" w:val="clear"/>
+          </w:tcPr>
+          <w:p>
+            <w:pPr>
+              <w:pStyle w:val="Compact"/>
+              <w:jc w:val="left"/>
+            </w:pPr>
+            <w:r>
+              <w:rPr>
+                <w:color w:val="1A1A1A"/>
+                <w:sz w:val="19"/>
+              </w:rPr>
               <w:t xml:space="preserve">Orange (#F5A623) acrylic strip below company name, 3mm thick</w:t>
             </w:r>
           </w:p>
@@ -668,144 +1033,210 @@
     <w:p>
       <w:pPr>
         <w:pStyle w:val="Heading3"/>
-      </w:pPr>
-      <w:r>
+        <w:rPr>
+          <w:color w:val="E08A00"/>
+        </w:rPr>
+      </w:pPr>
+      <w:r>
+        <w:rPr>
+          <w:b/>
+          <w:color w:val="E08A00"/>
+          <w:sz w:val="26"/>
+        </w:rPr>
         <w:t xml:space="preserve">Reception Layout</w:t>
       </w:r>
     </w:p>
     <w:p>
       <w:pPr>
         <w:pStyle w:val="SourceCode"/>
-      </w:pPr>
-      <w:r>
-        <w:rPr>
-          <w:rStyle w:val="VerbatimChar"/>
+        <w:shd w:fill="1B2838" w:val="clear"/>
+      </w:pPr>
+      <w:r>
+        <w:rPr>
+          <w:rStyle w:val="VerbatimChar"/>
+          <w:color w:val="00BFFF"/>
         </w:rPr>
         <w:t xml:space="preserve">┌─────────────────────────────────────────────────────────────┐</w:t>
       </w:r>
       <w:r>
-        <w:br/>
-      </w:r>
-      <w:r>
-        <w:rPr>
-          <w:rStyle w:val="VerbatimChar"/>
+        <w:rPr>
+          <w:color w:val="00BFFF"/>
+        </w:rPr>
+        <w:br/>
+      </w:r>
+      <w:r>
+        <w:rPr>
+          <w:rStyle w:val="VerbatimChar"/>
+          <w:color w:val="00BFFF"/>
         </w:rPr>
         <w:t xml:space="preserve">│                                                             │</w:t>
       </w:r>
       <w:r>
-        <w:br/>
-      </w:r>
-      <w:r>
-        <w:rPr>
-          <w:rStyle w:val="VerbatimChar"/>
+        <w:rPr>
+          <w:color w:val="00BFFF"/>
+        </w:rPr>
+        <w:br/>
+      </w:r>
+      <w:r>
+        <w:rPr>
+          <w:rStyle w:val="VerbatimChar"/>
+          <w:color w:val="00BFFF"/>
         </w:rPr>
         <w:t xml:space="preserve">│              [PECH LOGO — 3D Acrylic]                      │</w:t>
       </w:r>
       <w:r>
-        <w:br/>
-      </w:r>
-      <w:r>
-        <w:rPr>
-          <w:rStyle w:val="VerbatimChar"/>
+        <w:rPr>
+          <w:color w:val="00BFFF"/>
+        </w:rPr>
+        <w:br/>
+      </w:r>
+      <w:r>
+        <w:rPr>
+          <w:rStyle w:val="VerbatimChar"/>
+          <w:color w:val="00BFFF"/>
         </w:rPr>
         <w:t xml:space="preserve">│              (LED halo backlit)                              │</w:t>
       </w:r>
       <w:r>
-        <w:br/>
-      </w:r>
-      <w:r>
-        <w:rPr>
-          <w:rStyle w:val="VerbatimChar"/>
+        <w:rPr>
+          <w:color w:val="00BFFF"/>
+        </w:rPr>
+        <w:br/>
+      </w:r>
+      <w:r>
+        <w:rPr>
+          <w:rStyle w:val="VerbatimChar"/>
+          <w:color w:val="00BFFF"/>
         </w:rPr>
         <w:t xml:space="preserve">│                                                             │</w:t>
       </w:r>
       <w:r>
-        <w:br/>
-      </w:r>
-      <w:r>
-        <w:rPr>
-          <w:rStyle w:val="VerbatimChar"/>
+        <w:rPr>
+          <w:color w:val="00BFFF"/>
+        </w:rPr>
+        <w:br/>
+      </w:r>
+      <w:r>
+        <w:rPr>
+          <w:rStyle w:val="VerbatimChar"/>
+          <w:color w:val="00BFFF"/>
         </w:rPr>
         <w:t xml:space="preserve">│         PECH GROUP HOLDINGS LTD                            │</w:t>
       </w:r>
       <w:r>
-        <w:br/>
-      </w:r>
-      <w:r>
-        <w:rPr>
-          <w:rStyle w:val="VerbatimChar"/>
+        <w:rPr>
+          <w:color w:val="00BFFF"/>
+        </w:rPr>
+        <w:br/>
+      </w:r>
+      <w:r>
+        <w:rPr>
+          <w:rStyle w:val="VerbatimChar"/>
+          <w:color w:val="00BFFF"/>
         </w:rPr>
         <w:t xml:space="preserve">│         (Stainless steel, standoff mounted)                 │</w:t>
       </w:r>
       <w:r>
-        <w:br/>
-      </w:r>
-      <w:r>
-        <w:rPr>
-          <w:rStyle w:val="VerbatimChar"/>
+        <w:rPr>
+          <w:color w:val="00BFFF"/>
+        </w:rPr>
+        <w:br/>
+      </w:r>
+      <w:r>
+        <w:rPr>
+          <w:rStyle w:val="VerbatimChar"/>
+          <w:color w:val="00BFFF"/>
         </w:rPr>
         <w:t xml:space="preserve">│                                                             │</w:t>
       </w:r>
       <w:r>
-        <w:br/>
-      </w:r>
-      <w:r>
-        <w:rPr>
-          <w:rStyle w:val="VerbatimChar"/>
+        <w:rPr>
+          <w:color w:val="00BFFF"/>
+        </w:rPr>
+        <w:br/>
+      </w:r>
+      <w:r>
+        <w:rPr>
+          <w:rStyle w:val="VerbatimChar"/>
+          <w:color w:val="00BFFF"/>
         </w:rPr>
         <w:t xml:space="preserve">│  ═══════════════════════════════════════════════════════    │</w:t>
       </w:r>
       <w:r>
-        <w:br/>
-      </w:r>
-      <w:r>
-        <w:rPr>
-          <w:rStyle w:val="VerbatimChar"/>
+        <w:rPr>
+          <w:color w:val="00BFFF"/>
+        </w:rPr>
+        <w:br/>
+      </w:r>
+      <w:r>
+        <w:rPr>
+          <w:rStyle w:val="VerbatimChar"/>
+          <w:color w:val="00BFFF"/>
         </w:rPr>
         <w:t xml:space="preserve">│  Orange acrylic accent strip                                │</w:t>
       </w:r>
       <w:r>
-        <w:br/>
-      </w:r>
-      <w:r>
-        <w:rPr>
-          <w:rStyle w:val="VerbatimChar"/>
+        <w:rPr>
+          <w:color w:val="00BFFF"/>
+        </w:rPr>
+        <w:br/>
+      </w:r>
+      <w:r>
+        <w:rPr>
+          <w:rStyle w:val="VerbatimChar"/>
+          <w:color w:val="00BFFF"/>
         </w:rPr>
         <w:t xml:space="preserve">│                                                             │</w:t>
       </w:r>
       <w:r>
-        <w:br/>
-      </w:r>
-      <w:r>
-        <w:rPr>
-          <w:rStyle w:val="VerbatimChar"/>
+        <w:rPr>
+          <w:color w:val="00BFFF"/>
+        </w:rPr>
+        <w:br/>
+      </w:r>
+      <w:r>
+        <w:rPr>
+          <w:rStyle w:val="VerbatimChar"/>
+          <w:color w:val="00BFFF"/>
         </w:rPr>
         <w:t xml:space="preserve">│  Technology &amp; Infrastructure Enablers for People  │</w:t>
       </w:r>
       <w:r>
-        <w:br/>
-      </w:r>
-      <w:r>
-        <w:rPr>
-          <w:rStyle w:val="VerbatimChar"/>
+        <w:rPr>
+          <w:color w:val="00BFFF"/>
+        </w:rPr>
+        <w:br/>
+      </w:r>
+      <w:r>
+        <w:rPr>
+          <w:rStyle w:val="VerbatimChar"/>
+          <w:color w:val="00BFFF"/>
         </w:rPr>
         <w:t xml:space="preserve">│  (Vinyl, Dark Blue)                                        │</w:t>
       </w:r>
       <w:r>
-        <w:br/>
-      </w:r>
-      <w:r>
-        <w:rPr>
-          <w:rStyle w:val="VerbatimChar"/>
+        <w:rPr>
+          <w:color w:val="00BFFF"/>
+        </w:rPr>
+        <w:br/>
+      </w:r>
+      <w:r>
+        <w:rPr>
+          <w:rStyle w:val="VerbatimChar"/>
+          <w:color w:val="00BFFF"/>
         </w:rPr>
         <w:t xml:space="preserve">│                                                             │</w:t>
       </w:r>
       <w:r>
-        <w:br/>
-      </w:r>
-      <w:r>
-        <w:rPr>
-          <w:rStyle w:val="VerbatimChar"/>
+        <w:rPr>
+          <w:color w:val="00BFFF"/>
+        </w:rPr>
+        <w:br/>
+      </w:r>
+      <w:r>
+        <w:rPr>
+          <w:rStyle w:val="VerbatimChar"/>
+          <w:color w:val="00BFFF"/>
         </w:rPr>
         <w:t xml:space="preserve">└─────────────────────────────────────────────────────────────┘</w:t>
       </w:r>
@@ -822,9 +1253,29 @@
     <w:bookmarkStart w:id="25" w:name="department-room-signs"/>
     <w:p>
       <w:pPr>
+        <w:pBdr>
+          <w:top w:val="single" w:sz="18" w:space="1" w:color="F5A623"/>
+          <w:bottom w:val="single" w:sz="6" w:space="1" w:color="0099CC"/>
+        </w:pBdr>
+        <w:spacing w:before="200" w:after="200"/>
+      </w:pPr>
+    </w:p>
+    <w:p>
+      <w:pPr>
         <w:pStyle w:val="Heading2"/>
-      </w:pPr>
-      <w:r>
+        <w:rPr>
+          <w:color w:val="0099CC"/>
+        </w:rPr>
+        <w:pBdr>
+          <w:bottom w:val="single" w:sz="6" w:space="2" w:color="00BFFF"/>
+        </w:pBdr>
+      </w:pPr>
+      <w:r>
+        <w:rPr>
+          <w:b/>
+          <w:color w:val="0099CC"/>
+          <w:sz w:val="32"/>
+        </w:rPr>
         <w:t xml:space="preserve">3. DEPARTMENT / ROOM SIGNS</w:t>
       </w:r>
     </w:p>
@@ -834,6 +1285,14 @@
         <w:tblW w:type="pct" w:w="5000"/>
         <w:tblLook w:firstRow="1" w:lastRow="0" w:firstColumn="0" w:lastColumn="0" w:noHBand="0" w:noVBand="0" w:val="0020"/>
         <w:jc w:val="start"/>
+        <w:tblBorders>
+          <w:top w:val="single" w:sz="4" w:space="0" w:color="B0D4E8"/>
+          <w:left w:val="single" w:sz="4" w:space="0" w:color="B0D4E8"/>
+          <w:bottom w:val="single" w:sz="4" w:space="0" w:color="B0D4E8"/>
+          <w:right w:val="single" w:sz="4" w:space="0" w:color="B0D4E8"/>
+          <w:insideH w:val="single" w:sz="4" w:space="0" w:color="B0D4E8"/>
+          <w:insideV w:val="single" w:sz="4" w:space="0" w:color="B0D4E8"/>
+        </w:tblBorders>
       </w:tblPr>
       <w:tblGrid>
         <w:gridCol w:w="3960"/>
@@ -844,25 +1303,39 @@
           <w:tblHeader w:val="true"/>
         </w:trPr>
         <w:tc>
-          <w:tcPr/>
-          <w:p>
-            <w:pPr>
-              <w:pStyle w:val="Compact"/>
-              <w:jc w:val="left"/>
-            </w:pPr>
-            <w:r>
+          <w:tcPr>
+            <w:shd w:fill="0099CC" w:val="clear"/>
+          </w:tcPr>
+          <w:p>
+            <w:pPr>
+              <w:pStyle w:val="Compact"/>
+              <w:jc w:val="left"/>
+            </w:pPr>
+            <w:r>
+              <w:rPr>
+                <w:b/>
+                <w:color w:val="FFFFFF"/>
+                <w:sz w:val="20"/>
+              </w:rPr>
               <w:t xml:space="preserve">Property</w:t>
             </w:r>
           </w:p>
         </w:tc>
         <w:tc>
-          <w:tcPr/>
-          <w:p>
-            <w:pPr>
-              <w:pStyle w:val="Compact"/>
-              <w:jc w:val="left"/>
-            </w:pPr>
-            <w:r>
+          <w:tcPr>
+            <w:shd w:fill="0099CC" w:val="clear"/>
+          </w:tcPr>
+          <w:p>
+            <w:pPr>
+              <w:pStyle w:val="Compact"/>
+              <w:jc w:val="left"/>
+            </w:pPr>
+            <w:r>
+              <w:rPr>
+                <w:b/>
+                <w:color w:val="FFFFFF"/>
+                <w:sz w:val="20"/>
+              </w:rPr>
               <w:t xml:space="preserve">Specification</w:t>
             </w:r>
           </w:p>
@@ -870,7 +1343,9 @@
       </w:tr>
       <w:tr>
         <w:tc>
-          <w:tcPr/>
+          <w:tcPr>
+            <w:shd w:fill="FFFFFF" w:val="clear"/>
+          </w:tcPr>
           <w:p>
             <w:pPr>
               <w:pStyle w:val="Compact"/>
@@ -880,19 +1355,27 @@
               <w:rPr>
                 <w:bCs/>
                 <w:b/>
+                <w:color w:val="1A1A1A"/>
+                <w:sz w:val="19"/>
               </w:rPr>
               <w:t xml:space="preserve">Dimensions:</w:t>
             </w:r>
           </w:p>
         </w:tc>
         <w:tc>
-          <w:tcPr/>
-          <w:p>
-            <w:pPr>
-              <w:pStyle w:val="Compact"/>
-              <w:jc w:val="left"/>
-            </w:pPr>
-            <w:r>
+          <w:tcPr>
+            <w:shd w:fill="FFFFFF" w:val="clear"/>
+          </w:tcPr>
+          <w:p>
+            <w:pPr>
+              <w:pStyle w:val="Compact"/>
+              <w:jc w:val="left"/>
+            </w:pPr>
+            <w:r>
+              <w:rPr>
+                <w:color w:val="1A1A1A"/>
+                <w:sz w:val="19"/>
+              </w:rPr>
               <w:t xml:space="preserve">300mm x 100mm (standard room sign)</w:t>
             </w:r>
           </w:p>
@@ -900,7 +1383,9 @@
       </w:tr>
       <w:tr>
         <w:tc>
-          <w:tcPr/>
+          <w:tcPr>
+            <w:shd w:fill="E8F8FF" w:val="clear"/>
+          </w:tcPr>
           <w:p>
             <w:pPr>
               <w:pStyle w:val="Compact"/>
@@ -910,19 +1395,27 @@
               <w:rPr>
                 <w:bCs/>
                 <w:b/>
+                <w:color w:val="1A1A1A"/>
+                <w:sz w:val="19"/>
               </w:rPr>
               <w:t xml:space="preserve">Material:</w:t>
             </w:r>
           </w:p>
         </w:tc>
         <w:tc>
-          <w:tcPr/>
-          <w:p>
-            <w:pPr>
-              <w:pStyle w:val="Compact"/>
-              <w:jc w:val="left"/>
-            </w:pPr>
-            <w:r>
+          <w:tcPr>
+            <w:shd w:fill="E8F8FF" w:val="clear"/>
+          </w:tcPr>
+          <w:p>
+            <w:pPr>
+              <w:pStyle w:val="Compact"/>
+              <w:jc w:val="left"/>
+            </w:pPr>
+            <w:r>
+              <w:rPr>
+                <w:color w:val="1A1A1A"/>
+                <w:sz w:val="19"/>
+              </w:rPr>
               <w:t xml:space="preserve">Acrylic panel, 5mm thick</w:t>
             </w:r>
           </w:p>
@@ -930,7 +1423,9 @@
       </w:tr>
       <w:tr>
         <w:tc>
-          <w:tcPr/>
+          <w:tcPr>
+            <w:shd w:fill="FFFFFF" w:val="clear"/>
+          </w:tcPr>
           <w:p>
             <w:pPr>
               <w:pStyle w:val="Compact"/>
@@ -940,19 +1435,27 @@
               <w:rPr>
                 <w:bCs/>
                 <w:b/>
+                <w:color w:val="1A1A1A"/>
+                <w:sz w:val="19"/>
               </w:rPr>
               <w:t xml:space="preserve">Background:</w:t>
             </w:r>
           </w:p>
         </w:tc>
         <w:tc>
-          <w:tcPr/>
-          <w:p>
-            <w:pPr>
-              <w:pStyle w:val="Compact"/>
-              <w:jc w:val="left"/>
-            </w:pPr>
-            <w:r>
+          <w:tcPr>
+            <w:shd w:fill="FFFFFF" w:val="clear"/>
+          </w:tcPr>
+          <w:p>
+            <w:pPr>
+              <w:pStyle w:val="Compact"/>
+              <w:jc w:val="left"/>
+            </w:pPr>
+            <w:r>
+              <w:rPr>
+                <w:color w:val="1A1A1A"/>
+                <w:sz w:val="19"/>
+              </w:rPr>
               <w:t xml:space="preserve">White with Sky Blue (#00BFFF) left accent bar (10mm)</w:t>
             </w:r>
           </w:p>
@@ -960,7 +1463,9 @@
       </w:tr>
       <w:tr>
         <w:tc>
-          <w:tcPr/>
+          <w:tcPr>
+            <w:shd w:fill="E8F8FF" w:val="clear"/>
+          </w:tcPr>
           <w:p>
             <w:pPr>
               <w:pStyle w:val="Compact"/>
@@ -970,19 +1475,27 @@
               <w:rPr>
                 <w:bCs/>
                 <w:b/>
+                <w:color w:val="1A1A1A"/>
+                <w:sz w:val="19"/>
               </w:rPr>
               <w:t xml:space="preserve">Text:</w:t>
             </w:r>
           </w:p>
         </w:tc>
         <w:tc>
-          <w:tcPr/>
-          <w:p>
-            <w:pPr>
-              <w:pStyle w:val="Compact"/>
-              <w:jc w:val="left"/>
-            </w:pPr>
-            <w:r>
+          <w:tcPr>
+            <w:shd w:fill="E8F8FF" w:val="clear"/>
+          </w:tcPr>
+          <w:p>
+            <w:pPr>
+              <w:pStyle w:val="Compact"/>
+              <w:jc w:val="left"/>
+            </w:pPr>
+            <w:r>
+              <w:rPr>
+                <w:color w:val="1A1A1A"/>
+                <w:sz w:val="19"/>
+              </w:rPr>
               <w:t xml:space="preserve">Department/Room name — Montserrat SemiBold, 24pt, #1B2838</w:t>
             </w:r>
           </w:p>
@@ -990,7 +1503,9 @@
       </w:tr>
       <w:tr>
         <w:tc>
-          <w:tcPr/>
+          <w:tcPr>
+            <w:shd w:fill="FFFFFF" w:val="clear"/>
+          </w:tcPr>
           <w:p>
             <w:pPr>
               <w:pStyle w:val="Compact"/>
@@ -1000,19 +1515,27 @@
               <w:rPr>
                 <w:bCs/>
                 <w:b/>
+                <w:color w:val="1A1A1A"/>
+                <w:sz w:val="19"/>
               </w:rPr>
               <w:t xml:space="preserve">Room Number:</w:t>
             </w:r>
           </w:p>
         </w:tc>
         <w:tc>
-          <w:tcPr/>
-          <w:p>
-            <w:pPr>
-              <w:pStyle w:val="Compact"/>
-              <w:jc w:val="left"/>
-            </w:pPr>
-            <w:r>
+          <w:tcPr>
+            <w:shd w:fill="FFFFFF" w:val="clear"/>
+          </w:tcPr>
+          <w:p>
+            <w:pPr>
+              <w:pStyle w:val="Compact"/>
+              <w:jc w:val="left"/>
+            </w:pPr>
+            <w:r>
+              <w:rPr>
+                <w:color w:val="1A1A1A"/>
+                <w:sz w:val="19"/>
+              </w:rPr>
               <w:t xml:space="preserve">Orange (#F5A623), Montserrat Bold, 18pt</w:t>
             </w:r>
           </w:p>
@@ -1020,7 +1543,9 @@
       </w:tr>
       <w:tr>
         <w:tc>
-          <w:tcPr/>
+          <w:tcPr>
+            <w:shd w:fill="E8F8FF" w:val="clear"/>
+          </w:tcPr>
           <w:p>
             <w:pPr>
               <w:pStyle w:val="Compact"/>
@@ -1030,19 +1555,27 @@
               <w:rPr>
                 <w:bCs/>
                 <w:b/>
+                <w:color w:val="1A1A1A"/>
+                <w:sz w:val="19"/>
               </w:rPr>
               <w:t xml:space="preserve">Mounting:</w:t>
             </w:r>
           </w:p>
         </w:tc>
         <w:tc>
-          <w:tcPr/>
-          <w:p>
-            <w:pPr>
-              <w:pStyle w:val="Compact"/>
-              <w:jc w:val="left"/>
-            </w:pPr>
-            <w:r>
+          <w:tcPr>
+            <w:shd w:fill="E8F8FF" w:val="clear"/>
+          </w:tcPr>
+          <w:p>
+            <w:pPr>
+              <w:pStyle w:val="Compact"/>
+              <w:jc w:val="left"/>
+            </w:pPr>
+            <w:r>
+              <w:rPr>
+                <w:color w:val="1A1A1A"/>
+                <w:sz w:val="19"/>
+              </w:rPr>
               <w:t xml:space="preserve">Double-sided adhesive or standoff pins</w:t>
             </w:r>
           </w:p>
@@ -1050,7 +1583,9 @@
       </w:tr>
       <w:tr>
         <w:tc>
-          <w:tcPr/>
+          <w:tcPr>
+            <w:shd w:fill="FFFFFF" w:val="clear"/>
+          </w:tcPr>
           <w:p>
             <w:pPr>
               <w:pStyle w:val="Compact"/>
@@ -1060,19 +1595,27 @@
               <w:rPr>
                 <w:bCs/>
                 <w:b/>
+                <w:color w:val="1A1A1A"/>
+                <w:sz w:val="19"/>
               </w:rPr>
               <w:t xml:space="preserve">Braille:</w:t>
             </w:r>
           </w:p>
         </w:tc>
         <w:tc>
-          <w:tcPr/>
-          <w:p>
-            <w:pPr>
-              <w:pStyle w:val="Compact"/>
-              <w:jc w:val="left"/>
-            </w:pPr>
-            <w:r>
+          <w:tcPr>
+            <w:shd w:fill="FFFFFF" w:val="clear"/>
+          </w:tcPr>
+          <w:p>
+            <w:pPr>
+              <w:pStyle w:val="Compact"/>
+              <w:jc w:val="left"/>
+            </w:pPr>
+            <w:r>
+              <w:rPr>
+                <w:color w:val="1A1A1A"/>
+                <w:sz w:val="19"/>
+              </w:rPr>
               <w:t xml:space="preserve">Include Grade 2 Braille below text (accessibility compliance)</w:t>
             </w:r>
           </w:p>
@@ -1083,81 +1626,119 @@
     <w:p>
       <w:pPr>
         <w:pStyle w:val="Heading3"/>
-      </w:pPr>
-      <w:r>
+        <w:rPr>
+          <w:color w:val="E08A00"/>
+        </w:rPr>
+      </w:pPr>
+      <w:r>
+        <w:rPr>
+          <w:b/>
+          <w:color w:val="E08A00"/>
+          <w:sz w:val="26"/>
+        </w:rPr>
         <w:t xml:space="preserve">Room Sign Layout</w:t>
       </w:r>
     </w:p>
     <w:p>
       <w:pPr>
         <w:pStyle w:val="SourceCode"/>
-      </w:pPr>
-      <w:r>
-        <w:rPr>
-          <w:rStyle w:val="VerbatimChar"/>
+        <w:shd w:fill="1B2838" w:val="clear"/>
+      </w:pPr>
+      <w:r>
+        <w:rPr>
+          <w:rStyle w:val="VerbatimChar"/>
+          <w:color w:val="00BFFF"/>
         </w:rPr>
         <w:t xml:space="preserve">┌──────────────────────────────────────┐</w:t>
       </w:r>
       <w:r>
-        <w:br/>
-      </w:r>
-      <w:r>
-        <w:rPr>
-          <w:rStyle w:val="VerbatimChar"/>
+        <w:rPr>
+          <w:color w:val="00BFFF"/>
+        </w:rPr>
+        <w:br/>
+      </w:r>
+      <w:r>
+        <w:rPr>
+          <w:rStyle w:val="VerbatimChar"/>
+          <w:color w:val="00BFFF"/>
         </w:rPr>
         <w:t xml:space="preserve">│ █│                                   │</w:t>
       </w:r>
       <w:r>
-        <w:br/>
-      </w:r>
-      <w:r>
-        <w:rPr>
-          <w:rStyle w:val="VerbatimChar"/>
+        <w:rPr>
+          <w:color w:val="00BFFF"/>
+        </w:rPr>
+        <w:br/>
+      </w:r>
+      <w:r>
+        <w:rPr>
+          <w:rStyle w:val="VerbatimChar"/>
+          <w:color w:val="00BFFF"/>
         </w:rPr>
         <w:t xml:space="preserve">│ █│  FINANCE DEPARTMENT               │</w:t>
       </w:r>
       <w:r>
-        <w:br/>
-      </w:r>
-      <w:r>
-        <w:rPr>
-          <w:rStyle w:val="VerbatimChar"/>
+        <w:rPr>
+          <w:color w:val="00BFFF"/>
+        </w:rPr>
+        <w:br/>
+      </w:r>
+      <w:r>
+        <w:rPr>
+          <w:rStyle w:val="VerbatimChar"/>
+          <w:color w:val="00BFFF"/>
         </w:rPr>
         <w:t xml:space="preserve">│ █│  Room 204                         │</w:t>
       </w:r>
       <w:r>
-        <w:br/>
-      </w:r>
-      <w:r>
-        <w:rPr>
-          <w:rStyle w:val="VerbatimChar"/>
+        <w:rPr>
+          <w:color w:val="00BFFF"/>
+        </w:rPr>
+        <w:br/>
+      </w:r>
+      <w:r>
+        <w:rPr>
+          <w:rStyle w:val="VerbatimChar"/>
+          <w:color w:val="00BFFF"/>
         </w:rPr>
         <w:t xml:space="preserve">│ █│  ⠋⠊⠝⠁⠝⠉⠑ (Braille)              │</w:t>
       </w:r>
       <w:r>
-        <w:br/>
-      </w:r>
-      <w:r>
-        <w:rPr>
-          <w:rStyle w:val="VerbatimChar"/>
+        <w:rPr>
+          <w:color w:val="00BFFF"/>
+        </w:rPr>
+        <w:br/>
+      </w:r>
+      <w:r>
+        <w:rPr>
+          <w:rStyle w:val="VerbatimChar"/>
+          <w:color w:val="00BFFF"/>
         </w:rPr>
         <w:t xml:space="preserve">│ █│                                   │</w:t>
       </w:r>
       <w:r>
-        <w:br/>
-      </w:r>
-      <w:r>
-        <w:rPr>
-          <w:rStyle w:val="VerbatimChar"/>
+        <w:rPr>
+          <w:color w:val="00BFFF"/>
+        </w:rPr>
+        <w:br/>
+      </w:r>
+      <w:r>
+        <w:rPr>
+          <w:rStyle w:val="VerbatimChar"/>
+          <w:color w:val="00BFFF"/>
         </w:rPr>
         <w:t xml:space="preserve">└──────────────────────────────────────┘</w:t>
       </w:r>
       <w:r>
-        <w:br/>
-      </w:r>
-      <w:r>
-        <w:rPr>
-          <w:rStyle w:val="VerbatimChar"/>
+        <w:rPr>
+          <w:color w:val="00BFFF"/>
+        </w:rPr>
+        <w:br/>
+      </w:r>
+      <w:r>
+        <w:rPr>
+          <w:rStyle w:val="VerbatimChar"/>
+          <w:color w:val="00BFFF"/>
         </w:rPr>
         <w:t xml:space="preserve">  ↑ Sky Blue accent bar</w:t>
       </w:r>
@@ -1174,9 +1755,29 @@
     <w:bookmarkStart w:id="27" w:name="directional-wayfinding-signs"/>
     <w:p>
       <w:pPr>
+        <w:pBdr>
+          <w:top w:val="single" w:sz="18" w:space="1" w:color="F5A623"/>
+          <w:bottom w:val="single" w:sz="6" w:space="1" w:color="0099CC"/>
+        </w:pBdr>
+        <w:spacing w:before="200" w:after="200"/>
+      </w:pPr>
+    </w:p>
+    <w:p>
+      <w:pPr>
         <w:pStyle w:val="Heading2"/>
-      </w:pPr>
-      <w:r>
+        <w:rPr>
+          <w:color w:val="0099CC"/>
+        </w:rPr>
+        <w:pBdr>
+          <w:bottom w:val="single" w:sz="6" w:space="2" w:color="00BFFF"/>
+        </w:pBdr>
+      </w:pPr>
+      <w:r>
+        <w:rPr>
+          <w:b/>
+          <w:color w:val="0099CC"/>
+          <w:sz w:val="32"/>
+        </w:rPr>
         <w:t xml:space="preserve">4. DIRECTIONAL / WAYFINDING SIGNS</w:t>
       </w:r>
     </w:p>
@@ -1186,6 +1787,14 @@
         <w:tblW w:type="pct" w:w="5000"/>
         <w:tblLook w:firstRow="1" w:lastRow="0" w:firstColumn="0" w:lastColumn="0" w:noHBand="0" w:noVBand="0" w:val="0020"/>
         <w:jc w:val="start"/>
+        <w:tblBorders>
+          <w:top w:val="single" w:sz="4" w:space="0" w:color="B0D4E8"/>
+          <w:left w:val="single" w:sz="4" w:space="0" w:color="B0D4E8"/>
+          <w:bottom w:val="single" w:sz="4" w:space="0" w:color="B0D4E8"/>
+          <w:right w:val="single" w:sz="4" w:space="0" w:color="B0D4E8"/>
+          <w:insideH w:val="single" w:sz="4" w:space="0" w:color="B0D4E8"/>
+          <w:insideV w:val="single" w:sz="4" w:space="0" w:color="B0D4E8"/>
+        </w:tblBorders>
       </w:tblPr>
       <w:tblGrid>
         <w:gridCol w:w="3960"/>
@@ -1196,25 +1805,39 @@
           <w:tblHeader w:val="true"/>
         </w:trPr>
         <w:tc>
-          <w:tcPr/>
-          <w:p>
-            <w:pPr>
-              <w:pStyle w:val="Compact"/>
-              <w:jc w:val="left"/>
-            </w:pPr>
-            <w:r>
+          <w:tcPr>
+            <w:shd w:fill="0099CC" w:val="clear"/>
+          </w:tcPr>
+          <w:p>
+            <w:pPr>
+              <w:pStyle w:val="Compact"/>
+              <w:jc w:val="left"/>
+            </w:pPr>
+            <w:r>
+              <w:rPr>
+                <w:b/>
+                <w:color w:val="FFFFFF"/>
+                <w:sz w:val="20"/>
+              </w:rPr>
               <w:t xml:space="preserve">Property</w:t>
             </w:r>
           </w:p>
         </w:tc>
         <w:tc>
-          <w:tcPr/>
-          <w:p>
-            <w:pPr>
-              <w:pStyle w:val="Compact"/>
-              <w:jc w:val="left"/>
-            </w:pPr>
-            <w:r>
+          <w:tcPr>
+            <w:shd w:fill="0099CC" w:val="clear"/>
+          </w:tcPr>
+          <w:p>
+            <w:pPr>
+              <w:pStyle w:val="Compact"/>
+              <w:jc w:val="left"/>
+            </w:pPr>
+            <w:r>
+              <w:rPr>
+                <w:b/>
+                <w:color w:val="FFFFFF"/>
+                <w:sz w:val="20"/>
+              </w:rPr>
               <w:t xml:space="preserve">Specification</w:t>
             </w:r>
           </w:p>
@@ -1222,7 +1845,9 @@
       </w:tr>
       <w:tr>
         <w:tc>
-          <w:tcPr/>
+          <w:tcPr>
+            <w:shd w:fill="FFFFFF" w:val="clear"/>
+          </w:tcPr>
           <w:p>
             <w:pPr>
               <w:pStyle w:val="Compact"/>
@@ -1232,19 +1857,27 @@
               <w:rPr>
                 <w:bCs/>
                 <w:b/>
+                <w:color w:val="1A1A1A"/>
+                <w:sz w:val="19"/>
               </w:rPr>
               <w:t xml:space="preserve">Dimensions:</w:t>
             </w:r>
           </w:p>
         </w:tc>
         <w:tc>
-          <w:tcPr/>
-          <w:p>
-            <w:pPr>
-              <w:pStyle w:val="Compact"/>
-              <w:jc w:val="left"/>
-            </w:pPr>
-            <w:r>
+          <w:tcPr>
+            <w:shd w:fill="FFFFFF" w:val="clear"/>
+          </w:tcPr>
+          <w:p>
+            <w:pPr>
+              <w:pStyle w:val="Compact"/>
+              <w:jc w:val="left"/>
+            </w:pPr>
+            <w:r>
+              <w:rPr>
+                <w:color w:val="1A1A1A"/>
+                <w:sz w:val="19"/>
+              </w:rPr>
               <w:t xml:space="preserve">400mm x 150mm per module (stackable)</w:t>
             </w:r>
           </w:p>
@@ -1252,7 +1885,9 @@
       </w:tr>
       <w:tr>
         <w:tc>
-          <w:tcPr/>
+          <w:tcPr>
+            <w:shd w:fill="E8F8FF" w:val="clear"/>
+          </w:tcPr>
           <w:p>
             <w:pPr>
               <w:pStyle w:val="Compact"/>
@@ -1262,19 +1897,27 @@
               <w:rPr>
                 <w:bCs/>
                 <w:b/>
+                <w:color w:val="1A1A1A"/>
+                <w:sz w:val="19"/>
               </w:rPr>
               <w:t xml:space="preserve">Material:</w:t>
             </w:r>
           </w:p>
         </w:tc>
         <w:tc>
-          <w:tcPr/>
-          <w:p>
-            <w:pPr>
-              <w:pStyle w:val="Compact"/>
-              <w:jc w:val="left"/>
-            </w:pPr>
-            <w:r>
+          <w:tcPr>
+            <w:shd w:fill="E8F8FF" w:val="clear"/>
+          </w:tcPr>
+          <w:p>
+            <w:pPr>
+              <w:pStyle w:val="Compact"/>
+              <w:jc w:val="left"/>
+            </w:pPr>
+            <w:r>
+              <w:rPr>
+                <w:color w:val="1A1A1A"/>
+                <w:sz w:val="19"/>
+              </w:rPr>
               <w:t xml:space="preserve">Acrylic or aluminum, 3mm</w:t>
             </w:r>
           </w:p>
@@ -1282,7 +1925,9 @@
       </w:tr>
       <w:tr>
         <w:tc>
-          <w:tcPr/>
+          <w:tcPr>
+            <w:shd w:fill="FFFFFF" w:val="clear"/>
+          </w:tcPr>
           <w:p>
             <w:pPr>
               <w:pStyle w:val="Compact"/>
@@ -1292,19 +1937,27 @@
               <w:rPr>
                 <w:bCs/>
                 <w:b/>
+                <w:color w:val="1A1A1A"/>
+                <w:sz w:val="19"/>
               </w:rPr>
               <w:t xml:space="preserve">Background:</w:t>
             </w:r>
           </w:p>
         </w:tc>
         <w:tc>
-          <w:tcPr/>
-          <w:p>
-            <w:pPr>
-              <w:pStyle w:val="Compact"/>
-              <w:jc w:val="left"/>
-            </w:pPr>
-            <w:r>
+          <w:tcPr>
+            <w:shd w:fill="FFFFFF" w:val="clear"/>
+          </w:tcPr>
+          <w:p>
+            <w:pPr>
+              <w:pStyle w:val="Compact"/>
+              <w:jc w:val="left"/>
+            </w:pPr>
+            <w:r>
+              <w:rPr>
+                <w:color w:val="1A1A1A"/>
+                <w:sz w:val="19"/>
+              </w:rPr>
               <w:t xml:space="preserve">Dark Navy (#1B2838)</w:t>
             </w:r>
           </w:p>
@@ -1312,7 +1965,9 @@
       </w:tr>
       <w:tr>
         <w:tc>
-          <w:tcPr/>
+          <w:tcPr>
+            <w:shd w:fill="E8F8FF" w:val="clear"/>
+          </w:tcPr>
           <w:p>
             <w:pPr>
               <w:pStyle w:val="Compact"/>
@@ -1322,19 +1977,27 @@
               <w:rPr>
                 <w:bCs/>
                 <w:b/>
+                <w:color w:val="1A1A1A"/>
+                <w:sz w:val="19"/>
               </w:rPr>
               <w:t xml:space="preserve">Text:</w:t>
             </w:r>
           </w:p>
         </w:tc>
         <w:tc>
-          <w:tcPr/>
-          <w:p>
-            <w:pPr>
-              <w:pStyle w:val="Compact"/>
-              <w:jc w:val="left"/>
-            </w:pPr>
-            <w:r>
+          <w:tcPr>
+            <w:shd w:fill="E8F8FF" w:val="clear"/>
+          </w:tcPr>
+          <w:p>
+            <w:pPr>
+              <w:pStyle w:val="Compact"/>
+              <w:jc w:val="left"/>
+            </w:pPr>
+            <w:r>
+              <w:rPr>
+                <w:color w:val="1A1A1A"/>
+                <w:sz w:val="19"/>
+              </w:rPr>
               <w:t xml:space="preserve">White (#FFFFFF), Montserrat Medium, 20pt</w:t>
             </w:r>
           </w:p>
@@ -1342,7 +2005,9 @@
       </w:tr>
       <w:tr>
         <w:tc>
-          <w:tcPr/>
+          <w:tcPr>
+            <w:shd w:fill="FFFFFF" w:val="clear"/>
+          </w:tcPr>
           <w:p>
             <w:pPr>
               <w:pStyle w:val="Compact"/>
@@ -1352,19 +2017,27 @@
               <w:rPr>
                 <w:bCs/>
                 <w:b/>
+                <w:color w:val="1A1A1A"/>
+                <w:sz w:val="19"/>
               </w:rPr>
               <w:t xml:space="preserve">Arrows:</w:t>
             </w:r>
           </w:p>
         </w:tc>
         <w:tc>
-          <w:tcPr/>
-          <w:p>
-            <w:pPr>
-              <w:pStyle w:val="Compact"/>
-              <w:jc w:val="left"/>
-            </w:pPr>
-            <w:r>
+          <w:tcPr>
+            <w:shd w:fill="FFFFFF" w:val="clear"/>
+          </w:tcPr>
+          <w:p>
+            <w:pPr>
+              <w:pStyle w:val="Compact"/>
+              <w:jc w:val="left"/>
+            </w:pPr>
+            <w:r>
+              <w:rPr>
+                <w:color w:val="1A1A1A"/>
+                <w:sz w:val="19"/>
+              </w:rPr>
               <w:t xml:space="preserve">Orange (#F5A623), standardized arrow icons</w:t>
             </w:r>
           </w:p>
@@ -1372,7 +2045,9 @@
       </w:tr>
       <w:tr>
         <w:tc>
-          <w:tcPr/>
+          <w:tcPr>
+            <w:shd w:fill="E8F8FF" w:val="clear"/>
+          </w:tcPr>
           <w:p>
             <w:pPr>
               <w:pStyle w:val="Compact"/>
@@ -1382,19 +2057,27 @@
               <w:rPr>
                 <w:bCs/>
                 <w:b/>
+                <w:color w:val="1A1A1A"/>
+                <w:sz w:val="19"/>
               </w:rPr>
               <w:t xml:space="preserve">Icons:</w:t>
             </w:r>
           </w:p>
         </w:tc>
         <w:tc>
-          <w:tcPr/>
-          <w:p>
-            <w:pPr>
-              <w:pStyle w:val="Compact"/>
-              <w:jc w:val="left"/>
-            </w:pPr>
-            <w:r>
+          <w:tcPr>
+            <w:shd w:fill="E8F8FF" w:val="clear"/>
+          </w:tcPr>
+          <w:p>
+            <w:pPr>
+              <w:pStyle w:val="Compact"/>
+              <w:jc w:val="left"/>
+            </w:pPr>
+            <w:r>
+              <w:rPr>
+                <w:color w:val="1A1A1A"/>
+                <w:sz w:val="19"/>
+              </w:rPr>
               <w:t xml:space="preserve">White line icons for departments (matching brand icon style)</w:t>
             </w:r>
           </w:p>
@@ -1402,7 +2085,9 @@
       </w:tr>
       <w:tr>
         <w:tc>
-          <w:tcPr/>
+          <w:tcPr>
+            <w:shd w:fill="FFFFFF" w:val="clear"/>
+          </w:tcPr>
           <w:p>
             <w:pPr>
               <w:pStyle w:val="Compact"/>
@@ -1412,19 +2097,27 @@
               <w:rPr>
                 <w:bCs/>
                 <w:b/>
+                <w:color w:val="1A1A1A"/>
+                <w:sz w:val="19"/>
               </w:rPr>
               <w:t xml:space="preserve">Mounting:</w:t>
             </w:r>
           </w:p>
         </w:tc>
         <w:tc>
-          <w:tcPr/>
-          <w:p>
-            <w:pPr>
-              <w:pStyle w:val="Compact"/>
-              <w:jc w:val="left"/>
-            </w:pPr>
-            <w:r>
+          <w:tcPr>
+            <w:shd w:fill="FFFFFF" w:val="clear"/>
+          </w:tcPr>
+          <w:p>
+            <w:pPr>
+              <w:pStyle w:val="Compact"/>
+              <w:jc w:val="left"/>
+            </w:pPr>
+            <w:r>
+              <w:rPr>
+                <w:color w:val="1A1A1A"/>
+                <w:sz w:val="19"/>
+              </w:rPr>
               <w:t xml:space="preserve">Wall-mounted or suspended from ceiling brackets</w:t>
             </w:r>
           </w:p>
@@ -1435,90 +2128,132 @@
     <w:p>
       <w:pPr>
         <w:pStyle w:val="Heading3"/>
-      </w:pPr>
-      <w:r>
+        <w:rPr>
+          <w:color w:val="E08A00"/>
+        </w:rPr>
+      </w:pPr>
+      <w:r>
+        <w:rPr>
+          <w:b/>
+          <w:color w:val="E08A00"/>
+          <w:sz w:val="26"/>
+        </w:rPr>
         <w:t xml:space="preserve">Wayfinding Layout</w:t>
       </w:r>
     </w:p>
     <w:p>
       <w:pPr>
         <w:pStyle w:val="SourceCode"/>
-      </w:pPr>
-      <w:r>
-        <w:rPr>
-          <w:rStyle w:val="VerbatimChar"/>
+        <w:shd w:fill="1B2838" w:val="clear"/>
+      </w:pPr>
+      <w:r>
+        <w:rPr>
+          <w:rStyle w:val="VerbatimChar"/>
+          <w:color w:val="00BFFF"/>
         </w:rPr>
         <w:t xml:space="preserve">┌────────────────────────────────────────┐</w:t>
       </w:r>
       <w:r>
-        <w:br/>
-      </w:r>
-      <w:r>
-        <w:rPr>
-          <w:rStyle w:val="VerbatimChar"/>
+        <w:rPr>
+          <w:color w:val="00BFFF"/>
+        </w:rPr>
+        <w:br/>
+      </w:r>
+      <w:r>
+        <w:rPr>
+          <w:rStyle w:val="VerbatimChar"/>
+          <w:color w:val="00BFFF"/>
         </w:rPr>
         <w:t xml:space="preserve">│  ← Reception &amp; Lobby                  │  Dark BG, White text</w:t>
       </w:r>
       <w:r>
-        <w:br/>
-      </w:r>
-      <w:r>
-        <w:rPr>
-          <w:rStyle w:val="VerbatimChar"/>
+        <w:rPr>
+          <w:color w:val="00BFFF"/>
+        </w:rPr>
+        <w:br/>
+      </w:r>
+      <w:r>
+        <w:rPr>
+          <w:rStyle w:val="VerbatimChar"/>
+          <w:color w:val="00BFFF"/>
         </w:rPr>
         <w:t xml:space="preserve">│  ─────────────────────────────────────│</w:t>
       </w:r>
       <w:r>
-        <w:br/>
-      </w:r>
-      <w:r>
-        <w:rPr>
-          <w:rStyle w:val="VerbatimChar"/>
+        <w:rPr>
+          <w:color w:val="00BFFF"/>
+        </w:rPr>
+        <w:br/>
+      </w:r>
+      <w:r>
+        <w:rPr>
+          <w:rStyle w:val="VerbatimChar"/>
+          <w:color w:val="00BFFF"/>
         </w:rPr>
         <w:t xml:space="preserve">│  → Engineering Lab        [icon]      │  Orange arrow</w:t>
       </w:r>
       <w:r>
-        <w:br/>
-      </w:r>
-      <w:r>
-        <w:rPr>
-          <w:rStyle w:val="VerbatimChar"/>
+        <w:rPr>
+          <w:color w:val="00BFFF"/>
+        </w:rPr>
+        <w:br/>
+      </w:r>
+      <w:r>
+        <w:rPr>
+          <w:rStyle w:val="VerbatimChar"/>
+          <w:color w:val="00BFFF"/>
         </w:rPr>
         <w:t xml:space="preserve">│  ─────────────────────────────────────│</w:t>
       </w:r>
       <w:r>
-        <w:br/>
-      </w:r>
-      <w:r>
-        <w:rPr>
-          <w:rStyle w:val="VerbatimChar"/>
+        <w:rPr>
+          <w:color w:val="00BFFF"/>
+        </w:rPr>
+        <w:br/>
+      </w:r>
+      <w:r>
+        <w:rPr>
+          <w:rStyle w:val="VerbatimChar"/>
+          <w:color w:val="00BFFF"/>
         </w:rPr>
         <w:t xml:space="preserve">│  ↑ Conference Room A      [icon]      │</w:t>
       </w:r>
       <w:r>
-        <w:br/>
-      </w:r>
-      <w:r>
-        <w:rPr>
-          <w:rStyle w:val="VerbatimChar"/>
+        <w:rPr>
+          <w:color w:val="00BFFF"/>
+        </w:rPr>
+        <w:br/>
+      </w:r>
+      <w:r>
+        <w:rPr>
+          <w:rStyle w:val="VerbatimChar"/>
+          <w:color w:val="00BFFF"/>
         </w:rPr>
         <w:t xml:space="preserve">│  ─────────────────────────────────────│</w:t>
       </w:r>
       <w:r>
-        <w:br/>
-      </w:r>
-      <w:r>
-        <w:rPr>
-          <w:rStyle w:val="VerbatimChar"/>
+        <w:rPr>
+          <w:color w:val="00BFFF"/>
+        </w:rPr>
+        <w:br/>
+      </w:r>
+      <w:r>
+        <w:rPr>
+          <w:rStyle w:val="VerbatimChar"/>
+          <w:color w:val="00BFFF"/>
         </w:rPr>
         <w:t xml:space="preserve">│  ↓ Server Room / Data Center [icon]  │</w:t>
       </w:r>
       <w:r>
-        <w:br/>
-      </w:r>
-      <w:r>
-        <w:rPr>
-          <w:rStyle w:val="VerbatimChar"/>
+        <w:rPr>
+          <w:color w:val="00BFFF"/>
+        </w:rPr>
+        <w:br/>
+      </w:r>
+      <w:r>
+        <w:rPr>
+          <w:rStyle w:val="VerbatimChar"/>
+          <w:color w:val="00BFFF"/>
         </w:rPr>
         <w:t xml:space="preserve">└────────────────────────────────────────┘</w:t>
       </w:r>
@@ -1535,9 +2270,29 @@
     <w:bookmarkStart w:id="29" w:name="safety-compliance-signs"/>
     <w:p>
       <w:pPr>
+        <w:pBdr>
+          <w:top w:val="single" w:sz="18" w:space="1" w:color="F5A623"/>
+          <w:bottom w:val="single" w:sz="6" w:space="1" w:color="0099CC"/>
+        </w:pBdr>
+        <w:spacing w:before="200" w:after="200"/>
+      </w:pPr>
+    </w:p>
+    <w:p>
+      <w:pPr>
         <w:pStyle w:val="Heading2"/>
-      </w:pPr>
-      <w:r>
+        <w:rPr>
+          <w:color w:val="0099CC"/>
+        </w:rPr>
+        <w:pBdr>
+          <w:bottom w:val="single" w:sz="6" w:space="2" w:color="00BFFF"/>
+        </w:pBdr>
+      </w:pPr>
+      <w:r>
+        <w:rPr>
+          <w:b/>
+          <w:color w:val="0099CC"/>
+          <w:sz w:val="32"/>
+        </w:rPr>
         <w:t xml:space="preserve">5. SAFETY / COMPLIANCE SIGNS</w:t>
       </w:r>
     </w:p>
@@ -1547,6 +2302,14 @@
         <w:tblW w:type="pct" w:w="5000"/>
         <w:tblLook w:firstRow="1" w:lastRow="0" w:firstColumn="0" w:lastColumn="0" w:noHBand="0" w:noVBand="0" w:val="0020"/>
         <w:jc w:val="start"/>
+        <w:tblBorders>
+          <w:top w:val="single" w:sz="4" w:space="0" w:color="B0D4E8"/>
+          <w:left w:val="single" w:sz="4" w:space="0" w:color="B0D4E8"/>
+          <w:bottom w:val="single" w:sz="4" w:space="0" w:color="B0D4E8"/>
+          <w:right w:val="single" w:sz="4" w:space="0" w:color="B0D4E8"/>
+          <w:insideH w:val="single" w:sz="4" w:space="0" w:color="B0D4E8"/>
+          <w:insideV w:val="single" w:sz="4" w:space="0" w:color="B0D4E8"/>
+        </w:tblBorders>
       </w:tblPr>
       <w:tblGrid>
         <w:gridCol w:w="3960"/>
@@ -1557,25 +2320,39 @@
           <w:tblHeader w:val="true"/>
         </w:trPr>
         <w:tc>
-          <w:tcPr/>
-          <w:p>
-            <w:pPr>
-              <w:pStyle w:val="Compact"/>
-              <w:jc w:val="left"/>
-            </w:pPr>
-            <w:r>
+          <w:tcPr>
+            <w:shd w:fill="0099CC" w:val="clear"/>
+          </w:tcPr>
+          <w:p>
+            <w:pPr>
+              <w:pStyle w:val="Compact"/>
+              <w:jc w:val="left"/>
+            </w:pPr>
+            <w:r>
+              <w:rPr>
+                <w:b/>
+                <w:color w:val="FFFFFF"/>
+                <w:sz w:val="20"/>
+              </w:rPr>
               <w:t xml:space="preserve">Property</w:t>
             </w:r>
           </w:p>
         </w:tc>
         <w:tc>
-          <w:tcPr/>
-          <w:p>
-            <w:pPr>
-              <w:pStyle w:val="Compact"/>
-              <w:jc w:val="left"/>
-            </w:pPr>
-            <w:r>
+          <w:tcPr>
+            <w:shd w:fill="0099CC" w:val="clear"/>
+          </w:tcPr>
+          <w:p>
+            <w:pPr>
+              <w:pStyle w:val="Compact"/>
+              <w:jc w:val="left"/>
+            </w:pPr>
+            <w:r>
+              <w:rPr>
+                <w:b/>
+                <w:color w:val="FFFFFF"/>
+                <w:sz w:val="20"/>
+              </w:rPr>
               <w:t xml:space="preserve">Specification</w:t>
             </w:r>
           </w:p>
@@ -1583,7 +2360,9 @@
       </w:tr>
       <w:tr>
         <w:tc>
-          <w:tcPr/>
+          <w:tcPr>
+            <w:shd w:fill="FFFFFF" w:val="clear"/>
+          </w:tcPr>
           <w:p>
             <w:pPr>
               <w:pStyle w:val="Compact"/>
@@ -1593,19 +2372,27 @@
               <w:rPr>
                 <w:bCs/>
                 <w:b/>
+                <w:color w:val="1A1A1A"/>
+                <w:sz w:val="19"/>
               </w:rPr>
               <w:t xml:space="preserve">Dimensions:</w:t>
             </w:r>
           </w:p>
         </w:tc>
         <w:tc>
-          <w:tcPr/>
-          <w:p>
-            <w:pPr>
-              <w:pStyle w:val="Compact"/>
-              <w:jc w:val="left"/>
-            </w:pPr>
-            <w:r>
+          <w:tcPr>
+            <w:shd w:fill="FFFFFF" w:val="clear"/>
+          </w:tcPr>
+          <w:p>
+            <w:pPr>
+              <w:pStyle w:val="Compact"/>
+              <w:jc w:val="left"/>
+            </w:pPr>
+            <w:r>
+              <w:rPr>
+                <w:color w:val="1A1A1A"/>
+                <w:sz w:val="19"/>
+              </w:rPr>
               <w:t xml:space="preserve">300mm x 200mm (standard)</w:t>
             </w:r>
           </w:p>
@@ -1613,7 +2400,9 @@
       </w:tr>
       <w:tr>
         <w:tc>
-          <w:tcPr/>
+          <w:tcPr>
+            <w:shd w:fill="E8F8FF" w:val="clear"/>
+          </w:tcPr>
           <w:p>
             <w:pPr>
               <w:pStyle w:val="Compact"/>
@@ -1623,19 +2412,27 @@
               <w:rPr>
                 <w:bCs/>
                 <w:b/>
+                <w:color w:val="1A1A1A"/>
+                <w:sz w:val="19"/>
               </w:rPr>
               <w:t xml:space="preserve">Material:</w:t>
             </w:r>
           </w:p>
         </w:tc>
         <w:tc>
-          <w:tcPr/>
-          <w:p>
-            <w:pPr>
-              <w:pStyle w:val="Compact"/>
-              <w:jc w:val="left"/>
-            </w:pPr>
-            <w:r>
+          <w:tcPr>
+            <w:shd w:fill="E8F8FF" w:val="clear"/>
+          </w:tcPr>
+          <w:p>
+            <w:pPr>
+              <w:pStyle w:val="Compact"/>
+              <w:jc w:val="left"/>
+            </w:pPr>
+            <w:r>
+              <w:rPr>
+                <w:color w:val="1A1A1A"/>
+                <w:sz w:val="19"/>
+              </w:rPr>
               <w:t xml:space="preserve">Rigid PVC or aluminum, 3mm</w:t>
             </w:r>
           </w:p>
@@ -1643,7 +2440,9 @@
       </w:tr>
       <w:tr>
         <w:tc>
-          <w:tcPr/>
+          <w:tcPr>
+            <w:shd w:fill="FFFFFF" w:val="clear"/>
+          </w:tcPr>
           <w:p>
             <w:pPr>
               <w:pStyle w:val="Compact"/>
@@ -1653,19 +2452,27 @@
               <w:rPr>
                 <w:bCs/>
                 <w:b/>
+                <w:color w:val="1A1A1A"/>
+                <w:sz w:val="19"/>
               </w:rPr>
               <w:t xml:space="preserve">Standard Colors:</w:t>
             </w:r>
           </w:p>
         </w:tc>
         <w:tc>
-          <w:tcPr/>
-          <w:p>
-            <w:pPr>
-              <w:pStyle w:val="Compact"/>
-              <w:jc w:val="left"/>
-            </w:pPr>
-            <w:r>
+          <w:tcPr>
+            <w:shd w:fill="FFFFFF" w:val="clear"/>
+          </w:tcPr>
+          <w:p>
+            <w:pPr>
+              <w:pStyle w:val="Compact"/>
+              <w:jc w:val="left"/>
+            </w:pPr>
+            <w:r>
+              <w:rPr>
+                <w:color w:val="1A1A1A"/>
+                <w:sz w:val="19"/>
+              </w:rPr>
               <w:t xml:space="preserve">Per ISO 7010 (Red=danger, Yellow=warning, Green=safe, Blue=mandatory)</w:t>
             </w:r>
           </w:p>
@@ -1673,7 +2480,9 @@
       </w:tr>
       <w:tr>
         <w:tc>
-          <w:tcPr/>
+          <w:tcPr>
+            <w:shd w:fill="E8F8FF" w:val="clear"/>
+          </w:tcPr>
           <w:p>
             <w:pPr>
               <w:pStyle w:val="Compact"/>
@@ -1683,19 +2492,27 @@
               <w:rPr>
                 <w:bCs/>
                 <w:b/>
+                <w:color w:val="1A1A1A"/>
+                <w:sz w:val="19"/>
               </w:rPr>
               <w:t xml:space="preserve">Brand Integration:</w:t>
             </w:r>
           </w:p>
         </w:tc>
         <w:tc>
-          <w:tcPr/>
-          <w:p>
-            <w:pPr>
-              <w:pStyle w:val="Compact"/>
-              <w:jc w:val="left"/>
-            </w:pPr>
-            <w:r>
+          <w:tcPr>
+            <w:shd w:fill="E8F8FF" w:val="clear"/>
+          </w:tcPr>
+          <w:p>
+            <w:pPr>
+              <w:pStyle w:val="Compact"/>
+              <w:jc w:val="left"/>
+            </w:pPr>
+            <w:r>
+              <w:rPr>
+                <w:color w:val="1A1A1A"/>
+                <w:sz w:val="19"/>
+              </w:rPr>
               <w:t xml:space="preserve">Small PECH logo (30mm) bottom-right corner</w:t>
             </w:r>
           </w:p>
@@ -1703,7 +2520,9 @@
       </w:tr>
       <w:tr>
         <w:tc>
-          <w:tcPr/>
+          <w:tcPr>
+            <w:shd w:fill="FFFFFF" w:val="clear"/>
+          </w:tcPr>
           <w:p>
             <w:pPr>
               <w:pStyle w:val="Compact"/>
@@ -1713,19 +2532,27 @@
               <w:rPr>
                 <w:bCs/>
                 <w:b/>
+                <w:color w:val="1A1A1A"/>
+                <w:sz w:val="19"/>
               </w:rPr>
               <w:t xml:space="preserve">Text Font:</w:t>
             </w:r>
           </w:p>
         </w:tc>
         <w:tc>
-          <w:tcPr/>
-          <w:p>
-            <w:pPr>
-              <w:pStyle w:val="Compact"/>
-              <w:jc w:val="left"/>
-            </w:pPr>
-            <w:r>
+          <w:tcPr>
+            <w:shd w:fill="FFFFFF" w:val="clear"/>
+          </w:tcPr>
+          <w:p>
+            <w:pPr>
+              <w:pStyle w:val="Compact"/>
+              <w:jc w:val="left"/>
+            </w:pPr>
+            <w:r>
+              <w:rPr>
+                <w:color w:val="1A1A1A"/>
+                <w:sz w:val="19"/>
+              </w:rPr>
               <w:t xml:space="preserve">Open Sans Bold (for readability)</w:t>
             </w:r>
           </w:p>
@@ -1733,7 +2560,9 @@
       </w:tr>
       <w:tr>
         <w:tc>
-          <w:tcPr/>
+          <w:tcPr>
+            <w:shd w:fill="E8F8FF" w:val="clear"/>
+          </w:tcPr>
           <w:p>
             <w:pPr>
               <w:pStyle w:val="Compact"/>
@@ -1743,19 +2572,27 @@
               <w:rPr>
                 <w:bCs/>
                 <w:b/>
+                <w:color w:val="1A1A1A"/>
+                <w:sz w:val="19"/>
               </w:rPr>
               <w:t xml:space="preserve">Pictograms:</w:t>
             </w:r>
           </w:p>
         </w:tc>
         <w:tc>
-          <w:tcPr/>
-          <w:p>
-            <w:pPr>
-              <w:pStyle w:val="Compact"/>
-              <w:jc w:val="left"/>
-            </w:pPr>
-            <w:r>
+          <w:tcPr>
+            <w:shd w:fill="E8F8FF" w:val="clear"/>
+          </w:tcPr>
+          <w:p>
+            <w:pPr>
+              <w:pStyle w:val="Compact"/>
+              <w:jc w:val="left"/>
+            </w:pPr>
+            <w:r>
+              <w:rPr>
+                <w:color w:val="1A1A1A"/>
+                <w:sz w:val="19"/>
+              </w:rPr>
               <w:t xml:space="preserve">ISO 7010 compliant symbols</w:t>
             </w:r>
           </w:p>
@@ -1766,8 +2603,16 @@
     <w:p>
       <w:pPr>
         <w:pStyle w:val="Heading3"/>
-      </w:pPr>
-      <w:r>
+        <w:rPr>
+          <w:color w:val="E08A00"/>
+        </w:rPr>
+      </w:pPr>
+      <w:r>
+        <w:rPr>
+          <w:b/>
+          <w:color w:val="E08A00"/>
+          <w:sz w:val="26"/>
+        </w:rPr>
         <w:t xml:space="preserve">Types Required</w:t>
       </w:r>
     </w:p>
@@ -1777,6 +2622,14 @@
         <w:tblW w:type="auto" w:w="0"/>
         <w:tblLook w:firstRow="1" w:lastRow="0" w:firstColumn="0" w:lastColumn="0" w:noHBand="0" w:noVBand="0" w:val="0020"/>
         <w:jc w:val="start"/>
+        <w:tblBorders>
+          <w:top w:val="single" w:sz="4" w:space="0" w:color="B0D4E8"/>
+          <w:left w:val="single" w:sz="4" w:space="0" w:color="B0D4E8"/>
+          <w:bottom w:val="single" w:sz="4" w:space="0" w:color="B0D4E8"/>
+          <w:right w:val="single" w:sz="4" w:space="0" w:color="B0D4E8"/>
+          <w:insideH w:val="single" w:sz="4" w:space="0" w:color="B0D4E8"/>
+          <w:insideV w:val="single" w:sz="4" w:space="0" w:color="B0D4E8"/>
+        </w:tblBorders>
       </w:tblPr>
       <w:tblGrid>
         <w:gridCol w:w="2640"/>
@@ -1788,37 +2641,58 @@
           <w:tblHeader w:val="true"/>
         </w:trPr>
         <w:tc>
-          <w:tcPr/>
-          <w:p>
-            <w:pPr>
-              <w:pStyle w:val="Compact"/>
-              <w:jc w:val="left"/>
-            </w:pPr>
-            <w:r>
+          <w:tcPr>
+            <w:shd w:fill="0099CC" w:val="clear"/>
+          </w:tcPr>
+          <w:p>
+            <w:pPr>
+              <w:pStyle w:val="Compact"/>
+              <w:jc w:val="left"/>
+            </w:pPr>
+            <w:r>
+              <w:rPr>
+                <w:b/>
+                <w:color w:val="FFFFFF"/>
+                <w:sz w:val="20"/>
+              </w:rPr>
               <w:t xml:space="preserve">Sign</w:t>
             </w:r>
           </w:p>
         </w:tc>
         <w:tc>
-          <w:tcPr/>
-          <w:p>
-            <w:pPr>
-              <w:pStyle w:val="Compact"/>
-              <w:jc w:val="left"/>
-            </w:pPr>
-            <w:r>
+          <w:tcPr>
+            <w:shd w:fill="0099CC" w:val="clear"/>
+          </w:tcPr>
+          <w:p>
+            <w:pPr>
+              <w:pStyle w:val="Compact"/>
+              <w:jc w:val="left"/>
+            </w:pPr>
+            <w:r>
+              <w:rPr>
+                <w:b/>
+                <w:color w:val="FFFFFF"/>
+                <w:sz w:val="20"/>
+              </w:rPr>
               <w:t xml:space="preserve">Color</w:t>
             </w:r>
           </w:p>
         </w:tc>
         <w:tc>
-          <w:tcPr/>
-          <w:p>
-            <w:pPr>
-              <w:pStyle w:val="Compact"/>
-              <w:jc w:val="left"/>
-            </w:pPr>
-            <w:r>
+          <w:tcPr>
+            <w:shd w:fill="0099CC" w:val="clear"/>
+          </w:tcPr>
+          <w:p>
+            <w:pPr>
+              <w:pStyle w:val="Compact"/>
+              <w:jc w:val="left"/>
+            </w:pPr>
+            <w:r>
+              <w:rPr>
+                <w:b/>
+                <w:color w:val="FFFFFF"/>
+                <w:sz w:val="20"/>
+              </w:rPr>
               <w:t xml:space="preserve">Content</w:t>
             </w:r>
           </w:p>
@@ -1826,37 +2700,55 @@
       </w:tr>
       <w:tr>
         <w:tc>
-          <w:tcPr/>
-          <w:p>
-            <w:pPr>
-              <w:pStyle w:val="Compact"/>
-              <w:jc w:val="left"/>
-            </w:pPr>
-            <w:r>
+          <w:tcPr>
+            <w:shd w:fill="FFFFFF" w:val="clear"/>
+          </w:tcPr>
+          <w:p>
+            <w:pPr>
+              <w:pStyle w:val="Compact"/>
+              <w:jc w:val="left"/>
+            </w:pPr>
+            <w:r>
+              <w:rPr>
+                <w:color w:val="1A1A1A"/>
+                <w:sz w:val="19"/>
+              </w:rPr>
               <w:t xml:space="preserve">Emergency Exit</w:t>
             </w:r>
           </w:p>
         </w:tc>
         <w:tc>
-          <w:tcPr/>
-          <w:p>
-            <w:pPr>
-              <w:pStyle w:val="Compact"/>
-              <w:jc w:val="left"/>
-            </w:pPr>
-            <w:r>
+          <w:tcPr>
+            <w:shd w:fill="FFFFFF" w:val="clear"/>
+          </w:tcPr>
+          <w:p>
+            <w:pPr>
+              <w:pStyle w:val="Compact"/>
+              <w:jc w:val="left"/>
+            </w:pPr>
+            <w:r>
+              <w:rPr>
+                <w:color w:val="1A1A1A"/>
+                <w:sz w:val="19"/>
+              </w:rPr>
               <w:t xml:space="preserve">Green + White</w:t>
             </w:r>
           </w:p>
         </w:tc>
         <w:tc>
-          <w:tcPr/>
-          <w:p>
-            <w:pPr>
-              <w:pStyle w:val="Compact"/>
-              <w:jc w:val="left"/>
-            </w:pPr>
-            <w:r>
+          <w:tcPr>
+            <w:shd w:fill="FFFFFF" w:val="clear"/>
+          </w:tcPr>
+          <w:p>
+            <w:pPr>
+              <w:pStyle w:val="Compact"/>
+              <w:jc w:val="left"/>
+            </w:pPr>
+            <w:r>
+              <w:rPr>
+                <w:color w:val="1A1A1A"/>
+                <w:sz w:val="19"/>
+              </w:rPr>
               <w:t xml:space="preserve">EXIT arrow + running figure</w:t>
             </w:r>
           </w:p>
@@ -1864,37 +2756,55 @@
       </w:tr>
       <w:tr>
         <w:tc>
-          <w:tcPr/>
-          <w:p>
-            <w:pPr>
-              <w:pStyle w:val="Compact"/>
-              <w:jc w:val="left"/>
-            </w:pPr>
-            <w:r>
+          <w:tcPr>
+            <w:shd w:fill="E8F8FF" w:val="clear"/>
+          </w:tcPr>
+          <w:p>
+            <w:pPr>
+              <w:pStyle w:val="Compact"/>
+              <w:jc w:val="left"/>
+            </w:pPr>
+            <w:r>
+              <w:rPr>
+                <w:color w:val="1A1A1A"/>
+                <w:sz w:val="19"/>
+              </w:rPr>
               <w:t xml:space="preserve">Fire Extinguisher</w:t>
             </w:r>
           </w:p>
         </w:tc>
         <w:tc>
-          <w:tcPr/>
-          <w:p>
-            <w:pPr>
-              <w:pStyle w:val="Compact"/>
-              <w:jc w:val="left"/>
-            </w:pPr>
-            <w:r>
+          <w:tcPr>
+            <w:shd w:fill="E8F8FF" w:val="clear"/>
+          </w:tcPr>
+          <w:p>
+            <w:pPr>
+              <w:pStyle w:val="Compact"/>
+              <w:jc w:val="left"/>
+            </w:pPr>
+            <w:r>
+              <w:rPr>
+                <w:color w:val="1A1A1A"/>
+                <w:sz w:val="19"/>
+              </w:rPr>
               <w:t xml:space="preserve">Red + White</w:t>
             </w:r>
           </w:p>
         </w:tc>
         <w:tc>
-          <w:tcPr/>
-          <w:p>
-            <w:pPr>
-              <w:pStyle w:val="Compact"/>
-              <w:jc w:val="left"/>
-            </w:pPr>
-            <w:r>
+          <w:tcPr>
+            <w:shd w:fill="E8F8FF" w:val="clear"/>
+          </w:tcPr>
+          <w:p>
+            <w:pPr>
+              <w:pStyle w:val="Compact"/>
+              <w:jc w:val="left"/>
+            </w:pPr>
+            <w:r>
+              <w:rPr>
+                <w:color w:val="1A1A1A"/>
+                <w:sz w:val="19"/>
+              </w:rPr>
               <w:t xml:space="preserve">Extinguisher location</w:t>
             </w:r>
           </w:p>
@@ -1902,37 +2812,55 @@
       </w:tr>
       <w:tr>
         <w:tc>
-          <w:tcPr/>
-          <w:p>
-            <w:pPr>
-              <w:pStyle w:val="Compact"/>
-              <w:jc w:val="left"/>
-            </w:pPr>
-            <w:r>
+          <w:tcPr>
+            <w:shd w:fill="FFFFFF" w:val="clear"/>
+          </w:tcPr>
+          <w:p>
+            <w:pPr>
+              <w:pStyle w:val="Compact"/>
+              <w:jc w:val="left"/>
+            </w:pPr>
+            <w:r>
+              <w:rPr>
+                <w:color w:val="1A1A1A"/>
+                <w:sz w:val="19"/>
+              </w:rPr>
               <w:t xml:space="preserve">Assembly Point</w:t>
             </w:r>
           </w:p>
         </w:tc>
         <w:tc>
-          <w:tcPr/>
-          <w:p>
-            <w:pPr>
-              <w:pStyle w:val="Compact"/>
-              <w:jc w:val="left"/>
-            </w:pPr>
-            <w:r>
+          <w:tcPr>
+            <w:shd w:fill="FFFFFF" w:val="clear"/>
+          </w:tcPr>
+          <w:p>
+            <w:pPr>
+              <w:pStyle w:val="Compact"/>
+              <w:jc w:val="left"/>
+            </w:pPr>
+            <w:r>
+              <w:rPr>
+                <w:color w:val="1A1A1A"/>
+                <w:sz w:val="19"/>
+              </w:rPr>
               <w:t xml:space="preserve">Green + White</w:t>
             </w:r>
           </w:p>
         </w:tc>
         <w:tc>
-          <w:tcPr/>
-          <w:p>
-            <w:pPr>
-              <w:pStyle w:val="Compact"/>
-              <w:jc w:val="left"/>
-            </w:pPr>
-            <w:r>
+          <w:tcPr>
+            <w:shd w:fill="FFFFFF" w:val="clear"/>
+          </w:tcPr>
+          <w:p>
+            <w:pPr>
+              <w:pStyle w:val="Compact"/>
+              <w:jc w:val="left"/>
+            </w:pPr>
+            <w:r>
+              <w:rPr>
+                <w:color w:val="1A1A1A"/>
+                <w:sz w:val="19"/>
+              </w:rPr>
               <w:t xml:space="preserve">Assembly point marker</w:t>
             </w:r>
           </w:p>
@@ -1940,37 +2868,55 @@
       </w:tr>
       <w:tr>
         <w:tc>
-          <w:tcPr/>
-          <w:p>
-            <w:pPr>
-              <w:pStyle w:val="Compact"/>
-              <w:jc w:val="left"/>
-            </w:pPr>
-            <w:r>
+          <w:tcPr>
+            <w:shd w:fill="E8F8FF" w:val="clear"/>
+          </w:tcPr>
+          <w:p>
+            <w:pPr>
+              <w:pStyle w:val="Compact"/>
+              <w:jc w:val="left"/>
+            </w:pPr>
+            <w:r>
+              <w:rPr>
+                <w:color w:val="1A1A1A"/>
+                <w:sz w:val="19"/>
+              </w:rPr>
               <w:t xml:space="preserve">PPE Required</w:t>
             </w:r>
           </w:p>
         </w:tc>
         <w:tc>
-          <w:tcPr/>
-          <w:p>
-            <w:pPr>
-              <w:pStyle w:val="Compact"/>
-              <w:jc w:val="left"/>
-            </w:pPr>
-            <w:r>
+          <w:tcPr>
+            <w:shd w:fill="E8F8FF" w:val="clear"/>
+          </w:tcPr>
+          <w:p>
+            <w:pPr>
+              <w:pStyle w:val="Compact"/>
+              <w:jc w:val="left"/>
+            </w:pPr>
+            <w:r>
+              <w:rPr>
+                <w:color w:val="1A1A1A"/>
+                <w:sz w:val="19"/>
+              </w:rPr>
               <w:t xml:space="preserve">Blue + White</w:t>
             </w:r>
           </w:p>
         </w:tc>
         <w:tc>
-          <w:tcPr/>
-          <w:p>
-            <w:pPr>
-              <w:pStyle w:val="Compact"/>
-              <w:jc w:val="left"/>
-            </w:pPr>
-            <w:r>
+          <w:tcPr>
+            <w:shd w:fill="E8F8FF" w:val="clear"/>
+          </w:tcPr>
+          <w:p>
+            <w:pPr>
+              <w:pStyle w:val="Compact"/>
+              <w:jc w:val="left"/>
+            </w:pPr>
+            <w:r>
+              <w:rPr>
+                <w:color w:val="1A1A1A"/>
+                <w:sz w:val="19"/>
+              </w:rPr>
               <w:t xml:space="preserve">Safety equipment needed</w:t>
             </w:r>
           </w:p>
@@ -1978,37 +2924,55 @@
       </w:tr>
       <w:tr>
         <w:tc>
-          <w:tcPr/>
-          <w:p>
-            <w:pPr>
-              <w:pStyle w:val="Compact"/>
-              <w:jc w:val="left"/>
-            </w:pPr>
-            <w:r>
+          <w:tcPr>
+            <w:shd w:fill="FFFFFF" w:val="clear"/>
+          </w:tcPr>
+          <w:p>
+            <w:pPr>
+              <w:pStyle w:val="Compact"/>
+              <w:jc w:val="left"/>
+            </w:pPr>
+            <w:r>
+              <w:rPr>
+                <w:color w:val="1A1A1A"/>
+                <w:sz w:val="19"/>
+              </w:rPr>
               <w:t xml:space="preserve">No Smoking</w:t>
             </w:r>
           </w:p>
         </w:tc>
         <w:tc>
-          <w:tcPr/>
-          <w:p>
-            <w:pPr>
-              <w:pStyle w:val="Compact"/>
-              <w:jc w:val="left"/>
-            </w:pPr>
-            <w:r>
+          <w:tcPr>
+            <w:shd w:fill="FFFFFF" w:val="clear"/>
+          </w:tcPr>
+          <w:p>
+            <w:pPr>
+              <w:pStyle w:val="Compact"/>
+              <w:jc w:val="left"/>
+            </w:pPr>
+            <w:r>
+              <w:rPr>
+                <w:color w:val="1A1A1A"/>
+                <w:sz w:val="19"/>
+              </w:rPr>
               <w:t xml:space="preserve">Red + White</w:t>
             </w:r>
           </w:p>
         </w:tc>
         <w:tc>
-          <w:tcPr/>
-          <w:p>
-            <w:pPr>
-              <w:pStyle w:val="Compact"/>
-              <w:jc w:val="left"/>
-            </w:pPr>
-            <w:r>
+          <w:tcPr>
+            <w:shd w:fill="FFFFFF" w:val="clear"/>
+          </w:tcPr>
+          <w:p>
+            <w:pPr>
+              <w:pStyle w:val="Compact"/>
+              <w:jc w:val="left"/>
+            </w:pPr>
+            <w:r>
+              <w:rPr>
+                <w:color w:val="1A1A1A"/>
+                <w:sz w:val="19"/>
+              </w:rPr>
               <w:t xml:space="preserve">Prohibition sign</w:t>
             </w:r>
           </w:p>
@@ -2016,37 +2980,55 @@
       </w:tr>
       <w:tr>
         <w:tc>
-          <w:tcPr/>
-          <w:p>
-            <w:pPr>
-              <w:pStyle w:val="Compact"/>
-              <w:jc w:val="left"/>
-            </w:pPr>
-            <w:r>
+          <w:tcPr>
+            <w:shd w:fill="E8F8FF" w:val="clear"/>
+          </w:tcPr>
+          <w:p>
+            <w:pPr>
+              <w:pStyle w:val="Compact"/>
+              <w:jc w:val="left"/>
+            </w:pPr>
+            <w:r>
+              <w:rPr>
+                <w:color w:val="1A1A1A"/>
+                <w:sz w:val="19"/>
+              </w:rPr>
               <w:t xml:space="preserve">First Aid</w:t>
             </w:r>
           </w:p>
         </w:tc>
         <w:tc>
-          <w:tcPr/>
-          <w:p>
-            <w:pPr>
-              <w:pStyle w:val="Compact"/>
-              <w:jc w:val="left"/>
-            </w:pPr>
-            <w:r>
+          <w:tcPr>
+            <w:shd w:fill="E8F8FF" w:val="clear"/>
+          </w:tcPr>
+          <w:p>
+            <w:pPr>
+              <w:pStyle w:val="Compact"/>
+              <w:jc w:val="left"/>
+            </w:pPr>
+            <w:r>
+              <w:rPr>
+                <w:color w:val="1A1A1A"/>
+                <w:sz w:val="19"/>
+              </w:rPr>
               <w:t xml:space="preserve">Green + White</w:t>
             </w:r>
           </w:p>
         </w:tc>
         <w:tc>
-          <w:tcPr/>
-          <w:p>
-            <w:pPr>
-              <w:pStyle w:val="Compact"/>
-              <w:jc w:val="left"/>
-            </w:pPr>
-            <w:r>
+          <w:tcPr>
+            <w:shd w:fill="E8F8FF" w:val="clear"/>
+          </w:tcPr>
+          <w:p>
+            <w:pPr>
+              <w:pStyle w:val="Compact"/>
+              <w:jc w:val="left"/>
+            </w:pPr>
+            <w:r>
+              <w:rPr>
+                <w:color w:val="1A1A1A"/>
+                <w:sz w:val="19"/>
+              </w:rPr>
               <w:t xml:space="preserve">First aid location</w:t>
             </w:r>
           </w:p>
@@ -2054,43 +3036,69 @@
       </w:tr>
       <w:tr>
         <w:tc>
-          <w:tcPr/>
-          <w:p>
-            <w:pPr>
-              <w:pStyle w:val="Compact"/>
-              <w:jc w:val="left"/>
-            </w:pPr>
-            <w:r>
+          <w:tcPr>
+            <w:shd w:fill="FFFFFF" w:val="clear"/>
+          </w:tcPr>
+          <w:p>
+            <w:pPr>
+              <w:pStyle w:val="Compact"/>
+              <w:jc w:val="left"/>
+            </w:pPr>
+            <w:r>
+              <w:rPr>
+                <w:color w:val="1A1A1A"/>
+                <w:sz w:val="19"/>
+              </w:rPr>
               <w:t xml:space="preserve">CCTV Notice</w:t>
             </w:r>
           </w:p>
         </w:tc>
         <w:tc>
-          <w:tcPr/>
-          <w:p>
-            <w:pPr>
-              <w:pStyle w:val="Compact"/>
-              <w:jc w:val="left"/>
-            </w:pPr>
-            <w:r>
+          <w:tcPr>
+            <w:shd w:fill="FFFFFF" w:val="clear"/>
+          </w:tcPr>
+          <w:p>
+            <w:pPr>
+              <w:pStyle w:val="Compact"/>
+              <w:jc w:val="left"/>
+            </w:pPr>
+            <w:r>
+              <w:rPr>
+                <w:color w:val="1A1A1A"/>
+                <w:sz w:val="19"/>
+              </w:rPr>
               <w:t xml:space="preserve">Blue + White</w:t>
             </w:r>
           </w:p>
         </w:tc>
         <w:tc>
-          <w:tcPr/>
-          <w:p>
-            <w:pPr>
-              <w:pStyle w:val="Compact"/>
-              <w:jc w:val="left"/>
-            </w:pPr>
-            <w:r>
+          <w:tcPr>
+            <w:shd w:fill="FFFFFF" w:val="clear"/>
+          </w:tcPr>
+          <w:p>
+            <w:pPr>
+              <w:pStyle w:val="Compact"/>
+              <w:jc w:val="left"/>
+            </w:pPr>
+            <w:r>
+              <w:rPr>
+                <w:color w:val="1A1A1A"/>
+                <w:sz w:val="19"/>
+              </w:rPr>
               <w:t xml:space="preserve">“</w:t>
             </w:r>
             <w:r>
+              <w:rPr>
+                <w:color w:val="1A1A1A"/>
+                <w:sz w:val="19"/>
+              </w:rPr>
               <w:t xml:space="preserve">CCTV in operation</w:t>
             </w:r>
             <w:r>
+              <w:rPr>
+                <w:color w:val="1A1A1A"/>
+                <w:sz w:val="19"/>
+              </w:rPr>
               <w:t xml:space="preserve">”</w:t>
             </w:r>
           </w:p>
@@ -2098,43 +3106,69 @@
       </w:tr>
       <w:tr>
         <w:tc>
-          <w:tcPr/>
-          <w:p>
-            <w:pPr>
-              <w:pStyle w:val="Compact"/>
-              <w:jc w:val="left"/>
-            </w:pPr>
-            <w:r>
+          <w:tcPr>
+            <w:shd w:fill="E8F8FF" w:val="clear"/>
+          </w:tcPr>
+          <w:p>
+            <w:pPr>
+              <w:pStyle w:val="Compact"/>
+              <w:jc w:val="left"/>
+            </w:pPr>
+            <w:r>
+              <w:rPr>
+                <w:color w:val="1A1A1A"/>
+                <w:sz w:val="19"/>
+              </w:rPr>
               <w:t xml:space="preserve">Restricted Area</w:t>
             </w:r>
           </w:p>
         </w:tc>
         <w:tc>
-          <w:tcPr/>
-          <w:p>
-            <w:pPr>
-              <w:pStyle w:val="Compact"/>
-              <w:jc w:val="left"/>
-            </w:pPr>
-            <w:r>
+          <w:tcPr>
+            <w:shd w:fill="E8F8FF" w:val="clear"/>
+          </w:tcPr>
+          <w:p>
+            <w:pPr>
+              <w:pStyle w:val="Compact"/>
+              <w:jc w:val="left"/>
+            </w:pPr>
+            <w:r>
+              <w:rPr>
+                <w:color w:val="1A1A1A"/>
+                <w:sz w:val="19"/>
+              </w:rPr>
               <w:t xml:space="preserve">Red + White</w:t>
             </w:r>
           </w:p>
         </w:tc>
         <w:tc>
-          <w:tcPr/>
-          <w:p>
-            <w:pPr>
-              <w:pStyle w:val="Compact"/>
-              <w:jc w:val="left"/>
-            </w:pPr>
-            <w:r>
+          <w:tcPr>
+            <w:shd w:fill="E8F8FF" w:val="clear"/>
+          </w:tcPr>
+          <w:p>
+            <w:pPr>
+              <w:pStyle w:val="Compact"/>
+              <w:jc w:val="left"/>
+            </w:pPr>
+            <w:r>
+              <w:rPr>
+                <w:color w:val="1A1A1A"/>
+                <w:sz w:val="19"/>
+              </w:rPr>
               <w:t xml:space="preserve">“</w:t>
             </w:r>
             <w:r>
+              <w:rPr>
+                <w:color w:val="1A1A1A"/>
+                <w:sz w:val="19"/>
+              </w:rPr>
               <w:t xml:space="preserve">Authorized Personnel Only</w:t>
             </w:r>
             <w:r>
+              <w:rPr>
+                <w:color w:val="1A1A1A"/>
+                <w:sz w:val="19"/>
+              </w:rPr>
               <w:t xml:space="preserve">”</w:t>
             </w:r>
           </w:p>
@@ -2153,9 +3187,29 @@
     <w:bookmarkStart w:id="32" w:name="event-exhibition-banner"/>
     <w:p>
       <w:pPr>
+        <w:pBdr>
+          <w:top w:val="single" w:sz="18" w:space="1" w:color="F5A623"/>
+          <w:bottom w:val="single" w:sz="6" w:space="1" w:color="0099CC"/>
+        </w:pBdr>
+        <w:spacing w:before="200" w:after="200"/>
+      </w:pPr>
+    </w:p>
+    <w:p>
+      <w:pPr>
         <w:pStyle w:val="Heading2"/>
-      </w:pPr>
-      <w:r>
+        <w:rPr>
+          <w:color w:val="0099CC"/>
+        </w:rPr>
+        <w:pBdr>
+          <w:bottom w:val="single" w:sz="6" w:space="2" w:color="00BFFF"/>
+        </w:pBdr>
+      </w:pPr>
+      <w:r>
+        <w:rPr>
+          <w:b/>
+          <w:color w:val="0099CC"/>
+          <w:sz w:val="32"/>
+        </w:rPr>
         <w:t xml:space="preserve">6. EVENT / EXHIBITION BANNER</w:t>
       </w:r>
     </w:p>
@@ -2163,8 +3217,16 @@
     <w:p>
       <w:pPr>
         <w:pStyle w:val="Heading3"/>
-      </w:pPr>
-      <w:r>
+        <w:rPr>
+          <w:color w:val="E08A00"/>
+        </w:rPr>
+      </w:pPr>
+      <w:r>
+        <w:rPr>
+          <w:b/>
+          <w:color w:val="E08A00"/>
+          <w:sz w:val="26"/>
+        </w:rPr>
         <w:t xml:space="preserve">Pull-Up / Roll-Up Banner</w:t>
       </w:r>
     </w:p>
@@ -2174,6 +3236,14 @@
         <w:tblW w:type="auto" w:w="0"/>
         <w:tblLook w:firstRow="1" w:lastRow="0" w:firstColumn="0" w:lastColumn="0" w:noHBand="0" w:noVBand="0" w:val="0020"/>
         <w:jc w:val="start"/>
+        <w:tblBorders>
+          <w:top w:val="single" w:sz="4" w:space="0" w:color="B0D4E8"/>
+          <w:left w:val="single" w:sz="4" w:space="0" w:color="B0D4E8"/>
+          <w:bottom w:val="single" w:sz="4" w:space="0" w:color="B0D4E8"/>
+          <w:right w:val="single" w:sz="4" w:space="0" w:color="B0D4E8"/>
+          <w:insideH w:val="single" w:sz="4" w:space="0" w:color="B0D4E8"/>
+          <w:insideV w:val="single" w:sz="4" w:space="0" w:color="B0D4E8"/>
+        </w:tblBorders>
       </w:tblPr>
       <w:tblGrid>
         <w:gridCol w:w="3960"/>
@@ -2184,25 +3254,39 @@
           <w:tblHeader w:val="true"/>
         </w:trPr>
         <w:tc>
-          <w:tcPr/>
-          <w:p>
-            <w:pPr>
-              <w:pStyle w:val="Compact"/>
-              <w:jc w:val="left"/>
-            </w:pPr>
-            <w:r>
+          <w:tcPr>
+            <w:shd w:fill="0099CC" w:val="clear"/>
+          </w:tcPr>
+          <w:p>
+            <w:pPr>
+              <w:pStyle w:val="Compact"/>
+              <w:jc w:val="left"/>
+            </w:pPr>
+            <w:r>
+              <w:rPr>
+                <w:b/>
+                <w:color w:val="FFFFFF"/>
+                <w:sz w:val="20"/>
+              </w:rPr>
               <w:t xml:space="preserve">Property</w:t>
             </w:r>
           </w:p>
         </w:tc>
         <w:tc>
-          <w:tcPr/>
-          <w:p>
-            <w:pPr>
-              <w:pStyle w:val="Compact"/>
-              <w:jc w:val="left"/>
-            </w:pPr>
-            <w:r>
+          <w:tcPr>
+            <w:shd w:fill="0099CC" w:val="clear"/>
+          </w:tcPr>
+          <w:p>
+            <w:pPr>
+              <w:pStyle w:val="Compact"/>
+              <w:jc w:val="left"/>
+            </w:pPr>
+            <w:r>
+              <w:rPr>
+                <w:b/>
+                <w:color w:val="FFFFFF"/>
+                <w:sz w:val="20"/>
+              </w:rPr>
               <w:t xml:space="preserve">Specification</w:t>
             </w:r>
           </w:p>
@@ -2210,7 +3294,9 @@
       </w:tr>
       <w:tr>
         <w:tc>
-          <w:tcPr/>
+          <w:tcPr>
+            <w:shd w:fill="FFFFFF" w:val="clear"/>
+          </w:tcPr>
           <w:p>
             <w:pPr>
               <w:pStyle w:val="Compact"/>
@@ -2220,19 +3306,27 @@
               <w:rPr>
                 <w:bCs/>
                 <w:b/>
+                <w:color w:val="1A1A1A"/>
+                <w:sz w:val="19"/>
               </w:rPr>
               <w:t xml:space="preserve">Dimensions:</w:t>
             </w:r>
           </w:p>
         </w:tc>
         <w:tc>
-          <w:tcPr/>
-          <w:p>
-            <w:pPr>
-              <w:pStyle w:val="Compact"/>
-              <w:jc w:val="left"/>
-            </w:pPr>
-            <w:r>
+          <w:tcPr>
+            <w:shd w:fill="FFFFFF" w:val="clear"/>
+          </w:tcPr>
+          <w:p>
+            <w:pPr>
+              <w:pStyle w:val="Compact"/>
+              <w:jc w:val="left"/>
+            </w:pPr>
+            <w:r>
+              <w:rPr>
+                <w:color w:val="1A1A1A"/>
+                <w:sz w:val="19"/>
+              </w:rPr>
               <w:t xml:space="preserve">850mm x 2000mm (standard)</w:t>
             </w:r>
           </w:p>
@@ -2240,7 +3334,9 @@
       </w:tr>
       <w:tr>
         <w:tc>
-          <w:tcPr/>
+          <w:tcPr>
+            <w:shd w:fill="E8F8FF" w:val="clear"/>
+          </w:tcPr>
           <w:p>
             <w:pPr>
               <w:pStyle w:val="Compact"/>
@@ -2250,19 +3346,27 @@
               <w:rPr>
                 <w:bCs/>
                 <w:b/>
+                <w:color w:val="1A1A1A"/>
+                <w:sz w:val="19"/>
               </w:rPr>
               <w:t xml:space="preserve">Material:</w:t>
             </w:r>
           </w:p>
         </w:tc>
         <w:tc>
-          <w:tcPr/>
-          <w:p>
-            <w:pPr>
-              <w:pStyle w:val="Compact"/>
-              <w:jc w:val="left"/>
-            </w:pPr>
-            <w:r>
+          <w:tcPr>
+            <w:shd w:fill="E8F8FF" w:val="clear"/>
+          </w:tcPr>
+          <w:p>
+            <w:pPr>
+              <w:pStyle w:val="Compact"/>
+              <w:jc w:val="left"/>
+            </w:pPr>
+            <w:r>
+              <w:rPr>
+                <w:color w:val="1A1A1A"/>
+                <w:sz w:val="19"/>
+              </w:rPr>
               <w:t xml:space="preserve">440gsm PVC banner, anti-curl</w:t>
             </w:r>
           </w:p>
@@ -2270,7 +3374,9 @@
       </w:tr>
       <w:tr>
         <w:tc>
-          <w:tcPr/>
+          <w:tcPr>
+            <w:shd w:fill="FFFFFF" w:val="clear"/>
+          </w:tcPr>
           <w:p>
             <w:pPr>
               <w:pStyle w:val="Compact"/>
@@ -2280,19 +3386,27 @@
               <w:rPr>
                 <w:bCs/>
                 <w:b/>
+                <w:color w:val="1A1A1A"/>
+                <w:sz w:val="19"/>
               </w:rPr>
               <w:t xml:space="preserve">Resolution:</w:t>
             </w:r>
           </w:p>
         </w:tc>
         <w:tc>
-          <w:tcPr/>
-          <w:p>
-            <w:pPr>
-              <w:pStyle w:val="Compact"/>
-              <w:jc w:val="left"/>
-            </w:pPr>
-            <w:r>
+          <w:tcPr>
+            <w:shd w:fill="FFFFFF" w:val="clear"/>
+          </w:tcPr>
+          <w:p>
+            <w:pPr>
+              <w:pStyle w:val="Compact"/>
+              <w:jc w:val="left"/>
+            </w:pPr>
+            <w:r>
+              <w:rPr>
+                <w:color w:val="1A1A1A"/>
+                <w:sz w:val="19"/>
+              </w:rPr>
               <w:t xml:space="preserve">150 DPI minimum</w:t>
             </w:r>
           </w:p>
@@ -2304,270 +3418,392 @@
     <w:p>
       <w:pPr>
         <w:pStyle w:val="Heading3"/>
-      </w:pPr>
-      <w:r>
+        <w:rPr>
+          <w:color w:val="E08A00"/>
+        </w:rPr>
+      </w:pPr>
+      <w:r>
+        <w:rPr>
+          <w:b/>
+          <w:color w:val="E08A00"/>
+          <w:sz w:val="26"/>
+        </w:rPr>
         <w:t xml:space="preserve">Banner Layout</w:t>
       </w:r>
     </w:p>
     <w:p>
       <w:pPr>
         <w:pStyle w:val="SourceCode"/>
-      </w:pPr>
-      <w:r>
-        <w:rPr>
-          <w:rStyle w:val="VerbatimChar"/>
+        <w:shd w:fill="1B2838" w:val="clear"/>
+      </w:pPr>
+      <w:r>
+        <w:rPr>
+          <w:rStyle w:val="VerbatimChar"/>
+          <w:color w:val="00BFFF"/>
         </w:rPr>
         <w:t xml:space="preserve">┌──────────────────────────────────┐</w:t>
       </w:r>
       <w:r>
-        <w:br/>
-      </w:r>
-      <w:r>
-        <w:rPr>
-          <w:rStyle w:val="VerbatimChar"/>
+        <w:rPr>
+          <w:color w:val="00BFFF"/>
+        </w:rPr>
+        <w:br/>
+      </w:r>
+      <w:r>
+        <w:rPr>
+          <w:rStyle w:val="VerbatimChar"/>
+          <w:color w:val="00BFFF"/>
         </w:rPr>
         <w:t xml:space="preserve">│                                  │  Height: 2000mm</w:t>
       </w:r>
       <w:r>
-        <w:br/>
-      </w:r>
-      <w:r>
-        <w:rPr>
-          <w:rStyle w:val="VerbatimChar"/>
+        <w:rPr>
+          <w:color w:val="00BFFF"/>
+        </w:rPr>
+        <w:br/>
+      </w:r>
+      <w:r>
+        <w:rPr>
+          <w:rStyle w:val="VerbatimChar"/>
+          <w:color w:val="00BFFF"/>
         </w:rPr>
         <w:t xml:space="preserve">│  [PECH LOGO]                    │  Width: 850mm</w:t>
       </w:r>
       <w:r>
-        <w:br/>
-      </w:r>
-      <w:r>
-        <w:rPr>
-          <w:rStyle w:val="VerbatimChar"/>
+        <w:rPr>
+          <w:color w:val="00BFFF"/>
+        </w:rPr>
+        <w:br/>
+      </w:r>
+      <w:r>
+        <w:rPr>
+          <w:rStyle w:val="VerbatimChar"/>
+          <w:color w:val="00BFFF"/>
         </w:rPr>
         <w:t xml:space="preserve">│  (150mm, center)                │</w:t>
       </w:r>
       <w:r>
-        <w:br/>
-      </w:r>
-      <w:r>
-        <w:rPr>
-          <w:rStyle w:val="VerbatimChar"/>
+        <w:rPr>
+          <w:color w:val="00BFFF"/>
+        </w:rPr>
+        <w:br/>
+      </w:r>
+      <w:r>
+        <w:rPr>
+          <w:rStyle w:val="VerbatimChar"/>
+          <w:color w:val="00BFFF"/>
         </w:rPr>
         <w:t xml:space="preserve">│                                  │</w:t>
       </w:r>
       <w:r>
-        <w:br/>
-      </w:r>
-      <w:r>
-        <w:rPr>
-          <w:rStyle w:val="VerbatimChar"/>
+        <w:rPr>
+          <w:color w:val="00BFFF"/>
+        </w:rPr>
+        <w:br/>
+      </w:r>
+      <w:r>
+        <w:rPr>
+          <w:rStyle w:val="VerbatimChar"/>
+          <w:color w:val="00BFFF"/>
         </w:rPr>
         <w:t xml:space="preserve">│  HEADLINE TEXT                  │</w:t>
       </w:r>
       <w:r>
-        <w:br/>
-      </w:r>
-      <w:r>
-        <w:rPr>
-          <w:rStyle w:val="VerbatimChar"/>
+        <w:rPr>
+          <w:color w:val="00BFFF"/>
+        </w:rPr>
+        <w:br/>
+      </w:r>
+      <w:r>
+        <w:rPr>
+          <w:rStyle w:val="VerbatimChar"/>
+          <w:color w:val="00BFFF"/>
         </w:rPr>
         <w:t xml:space="preserve">│  (Montserrat Bold, 72pt)       │</w:t>
       </w:r>
       <w:r>
-        <w:br/>
-      </w:r>
-      <w:r>
-        <w:rPr>
-          <w:rStyle w:val="VerbatimChar"/>
+        <w:rPr>
+          <w:color w:val="00BFFF"/>
+        </w:rPr>
+        <w:br/>
+      </w:r>
+      <w:r>
+        <w:rPr>
+          <w:rStyle w:val="VerbatimChar"/>
+          <w:color w:val="00BFFF"/>
         </w:rPr>
         <w:t xml:space="preserve">│  (Sky Blue #00BFFF)            │</w:t>
       </w:r>
       <w:r>
-        <w:br/>
-      </w:r>
-      <w:r>
-        <w:rPr>
-          <w:rStyle w:val="VerbatimChar"/>
+        <w:rPr>
+          <w:color w:val="00BFFF"/>
+        </w:rPr>
+        <w:br/>
+      </w:r>
+      <w:r>
+        <w:rPr>
+          <w:rStyle w:val="VerbatimChar"/>
+          <w:color w:val="00BFFF"/>
         </w:rPr>
         <w:t xml:space="preserve">│                                  │</w:t>
       </w:r>
       <w:r>
-        <w:br/>
-      </w:r>
-      <w:r>
-        <w:rPr>
-          <w:rStyle w:val="VerbatimChar"/>
+        <w:rPr>
+          <w:color w:val="00BFFF"/>
+        </w:rPr>
+        <w:br/>
+      </w:r>
+      <w:r>
+        <w:rPr>
+          <w:rStyle w:val="VerbatimChar"/>
+          <w:color w:val="00BFFF"/>
         </w:rPr>
         <w:t xml:space="preserve">│  ════════════════════════════   │  Gradient line</w:t>
       </w:r>
       <w:r>
-        <w:br/>
-      </w:r>
-      <w:r>
-        <w:rPr>
-          <w:rStyle w:val="VerbatimChar"/>
+        <w:rPr>
+          <w:color w:val="00BFFF"/>
+        </w:rPr>
+        <w:br/>
+      </w:r>
+      <w:r>
+        <w:rPr>
+          <w:rStyle w:val="VerbatimChar"/>
+          <w:color w:val="00BFFF"/>
         </w:rPr>
         <w:t xml:space="preserve">│                                  │</w:t>
       </w:r>
       <w:r>
-        <w:br/>
-      </w:r>
-      <w:r>
-        <w:rPr>
-          <w:rStyle w:val="VerbatimChar"/>
+        <w:rPr>
+          <w:color w:val="00BFFF"/>
+        </w:rPr>
+        <w:br/>
+      </w:r>
+      <w:r>
+        <w:rPr>
+          <w:rStyle w:val="VerbatimChar"/>
+          <w:color w:val="00BFFF"/>
         </w:rPr>
         <w:t xml:space="preserve">│  [KEY IMAGE / GRAPHIC]          │</w:t>
       </w:r>
       <w:r>
-        <w:br/>
-      </w:r>
-      <w:r>
-        <w:rPr>
-          <w:rStyle w:val="VerbatimChar"/>
+        <w:rPr>
+          <w:color w:val="00BFFF"/>
+        </w:rPr>
+        <w:br/>
+      </w:r>
+      <w:r>
+        <w:rPr>
+          <w:rStyle w:val="VerbatimChar"/>
+          <w:color w:val="00BFFF"/>
         </w:rPr>
         <w:t xml:space="preserve">│  (Product, installation,        │</w:t>
       </w:r>
       <w:r>
-        <w:br/>
-      </w:r>
-      <w:r>
-        <w:rPr>
-          <w:rStyle w:val="VerbatimChar"/>
+        <w:rPr>
+          <w:color w:val="00BFFF"/>
+        </w:rPr>
+        <w:br/>
+      </w:r>
+      <w:r>
+        <w:rPr>
+          <w:rStyle w:val="VerbatimChar"/>
+          <w:color w:val="00BFFF"/>
         </w:rPr>
         <w:t xml:space="preserve">│   or technology visual)         │</w:t>
       </w:r>
       <w:r>
-        <w:br/>
-      </w:r>
-      <w:r>
-        <w:rPr>
-          <w:rStyle w:val="VerbatimChar"/>
+        <w:rPr>
+          <w:color w:val="00BFFF"/>
+        </w:rPr>
+        <w:br/>
+      </w:r>
+      <w:r>
+        <w:rPr>
+          <w:rStyle w:val="VerbatimChar"/>
+          <w:color w:val="00BFFF"/>
         </w:rPr>
         <w:t xml:space="preserve">│  (400mm x 400mm area)          │</w:t>
       </w:r>
       <w:r>
-        <w:br/>
-      </w:r>
-      <w:r>
-        <w:rPr>
-          <w:rStyle w:val="VerbatimChar"/>
+        <w:rPr>
+          <w:color w:val="00BFFF"/>
+        </w:rPr>
+        <w:br/>
+      </w:r>
+      <w:r>
+        <w:rPr>
+          <w:rStyle w:val="VerbatimChar"/>
+          <w:color w:val="00BFFF"/>
         </w:rPr>
         <w:t xml:space="preserve">│                                  │</w:t>
       </w:r>
       <w:r>
-        <w:br/>
-      </w:r>
-      <w:r>
-        <w:rPr>
-          <w:rStyle w:val="VerbatimChar"/>
+        <w:rPr>
+          <w:color w:val="00BFFF"/>
+        </w:rPr>
+        <w:br/>
+      </w:r>
+      <w:r>
+        <w:rPr>
+          <w:rStyle w:val="VerbatimChar"/>
+          <w:color w:val="00BFFF"/>
         </w:rPr>
         <w:t xml:space="preserve">│  • Key Point 1                  │</w:t>
       </w:r>
       <w:r>
-        <w:br/>
-      </w:r>
-      <w:r>
-        <w:rPr>
-          <w:rStyle w:val="VerbatimChar"/>
+        <w:rPr>
+          <w:color w:val="00BFFF"/>
+        </w:rPr>
+        <w:br/>
+      </w:r>
+      <w:r>
+        <w:rPr>
+          <w:rStyle w:val="VerbatimChar"/>
+          <w:color w:val="00BFFF"/>
         </w:rPr>
         <w:t xml:space="preserve">│  • Key Point 2                  │</w:t>
       </w:r>
       <w:r>
-        <w:br/>
-      </w:r>
-      <w:r>
-        <w:rPr>
-          <w:rStyle w:val="VerbatimChar"/>
+        <w:rPr>
+          <w:color w:val="00BFFF"/>
+        </w:rPr>
+        <w:br/>
+      </w:r>
+      <w:r>
+        <w:rPr>
+          <w:rStyle w:val="VerbatimChar"/>
+          <w:color w:val="00BFFF"/>
         </w:rPr>
         <w:t xml:space="preserve">│  • Key Point 3                  │</w:t>
       </w:r>
       <w:r>
-        <w:br/>
-      </w:r>
-      <w:r>
-        <w:rPr>
-          <w:rStyle w:val="VerbatimChar"/>
+        <w:rPr>
+          <w:color w:val="00BFFF"/>
+        </w:rPr>
+        <w:br/>
+      </w:r>
+      <w:r>
+        <w:rPr>
+          <w:rStyle w:val="VerbatimChar"/>
+          <w:color w:val="00BFFF"/>
         </w:rPr>
         <w:t xml:space="preserve">│  (Open Sans, 28pt, White)      │</w:t>
       </w:r>
       <w:r>
-        <w:br/>
-      </w:r>
-      <w:r>
-        <w:rPr>
-          <w:rStyle w:val="VerbatimChar"/>
+        <w:rPr>
+          <w:color w:val="00BFFF"/>
+        </w:rPr>
+        <w:br/>
+      </w:r>
+      <w:r>
+        <w:rPr>
+          <w:rStyle w:val="VerbatimChar"/>
+          <w:color w:val="00BFFF"/>
         </w:rPr>
         <w:t xml:space="preserve">│                                  │</w:t>
       </w:r>
       <w:r>
-        <w:br/>
-      </w:r>
-      <w:r>
-        <w:rPr>
-          <w:rStyle w:val="VerbatimChar"/>
+        <w:rPr>
+          <w:color w:val="00BFFF"/>
+        </w:rPr>
+        <w:br/>
+      </w:r>
+      <w:r>
+        <w:rPr>
+          <w:rStyle w:val="VerbatimChar"/>
+          <w:color w:val="00BFFF"/>
         </w:rPr>
         <w:t xml:space="preserve">│  [CALL TO ACTION]               │</w:t>
       </w:r>
       <w:r>
-        <w:br/>
-      </w:r>
-      <w:r>
-        <w:rPr>
-          <w:rStyle w:val="VerbatimChar"/>
+        <w:rPr>
+          <w:color w:val="00BFFF"/>
+        </w:rPr>
+        <w:br/>
+      </w:r>
+      <w:r>
+        <w:rPr>
+          <w:rStyle w:val="VerbatimChar"/>
+          <w:color w:val="00BFFF"/>
         </w:rPr>
         <w:t xml:space="preserve">│  (Orange #F5A623 box)           │</w:t>
       </w:r>
       <w:r>
-        <w:br/>
-      </w:r>
-      <w:r>
-        <w:rPr>
-          <w:rStyle w:val="VerbatimChar"/>
+        <w:rPr>
+          <w:color w:val="00BFFF"/>
+        </w:rPr>
+        <w:br/>
+      </w:r>
+      <w:r>
+        <w:rPr>
+          <w:rStyle w:val="VerbatimChar"/>
+          <w:color w:val="00BFFF"/>
         </w:rPr>
         <w:t xml:space="preserve">│                                  │</w:t>
       </w:r>
       <w:r>
-        <w:br/>
-      </w:r>
-      <w:r>
-        <w:rPr>
-          <w:rStyle w:val="VerbatimChar"/>
+        <w:rPr>
+          <w:color w:val="00BFFF"/>
+        </w:rPr>
+        <w:br/>
+      </w:r>
+      <w:r>
+        <w:rPr>
+          <w:rStyle w:val="VerbatimChar"/>
+          <w:color w:val="00BFFF"/>
         </w:rPr>
         <w:t xml:space="preserve">│  www.pechgroupholdings.tech     │</w:t>
       </w:r>
       <w:r>
-        <w:br/>
-      </w:r>
-      <w:r>
-        <w:rPr>
-          <w:rStyle w:val="VerbatimChar"/>
+        <w:rPr>
+          <w:color w:val="00BFFF"/>
+        </w:rPr>
+        <w:br/>
+      </w:r>
+      <w:r>
+        <w:rPr>
+          <w:rStyle w:val="VerbatimChar"/>
+          <w:color w:val="00BFFF"/>
         </w:rPr>
         <w:t xml:space="preserve">│  📞 +234 XXX XXX XXXX          │</w:t>
       </w:r>
       <w:r>
-        <w:br/>
-      </w:r>
-      <w:r>
-        <w:rPr>
-          <w:rStyle w:val="VerbatimChar"/>
+        <w:rPr>
+          <w:color w:val="00BFFF"/>
+        </w:rPr>
+        <w:br/>
+      </w:r>
+      <w:r>
+        <w:rPr>
+          <w:rStyle w:val="VerbatimChar"/>
+          <w:color w:val="00BFFF"/>
         </w:rPr>
         <w:t xml:space="preserve">│                                  │</w:t>
       </w:r>
       <w:r>
-        <w:br/>
-      </w:r>
-      <w:r>
-        <w:rPr>
-          <w:rStyle w:val="VerbatimChar"/>
+        <w:rPr>
+          <w:color w:val="00BFFF"/>
+        </w:rPr>
+        <w:br/>
+      </w:r>
+      <w:r>
+        <w:rPr>
+          <w:rStyle w:val="VerbatimChar"/>
+          <w:color w:val="00BFFF"/>
         </w:rPr>
         <w:t xml:space="preserve">│ ▓▓▓▓▓▓▓▓▓▓▓▓▓▓▓▓▓▓▓▓▓▓▓▓▓▓▓▓ │  Dark BG bottom 200mm</w:t>
       </w:r>
       <w:r>
-        <w:br/>
-      </w:r>
-      <w:r>
-        <w:rPr>
-          <w:rStyle w:val="VerbatimChar"/>
+        <w:rPr>
+          <w:color w:val="00BFFF"/>
+        </w:rPr>
+        <w:br/>
+      </w:r>
+      <w:r>
+        <w:rPr>
+          <w:rStyle w:val="VerbatimChar"/>
+          <w:color w:val="00BFFF"/>
         </w:rPr>
         <w:t xml:space="preserve">└──────────────────────────────────┘</w:t>
       </w:r>
@@ -2584,9 +3820,29 @@
     <w:bookmarkStart w:id="33" w:name="construction-site-hoarding"/>
     <w:p>
       <w:pPr>
+        <w:pBdr>
+          <w:top w:val="single" w:sz="18" w:space="1" w:color="F5A623"/>
+          <w:bottom w:val="single" w:sz="6" w:space="1" w:color="0099CC"/>
+        </w:pBdr>
+        <w:spacing w:before="200" w:after="200"/>
+      </w:pPr>
+    </w:p>
+    <w:p>
+      <w:pPr>
         <w:pStyle w:val="Heading2"/>
-      </w:pPr>
-      <w:r>
+        <w:rPr>
+          <w:color w:val="0099CC"/>
+        </w:rPr>
+        <w:pBdr>
+          <w:bottom w:val="single" w:sz="6" w:space="2" w:color="00BFFF"/>
+        </w:pBdr>
+      </w:pPr>
+      <w:r>
+        <w:rPr>
+          <w:b/>
+          <w:color w:val="0099CC"/>
+          <w:sz w:val="32"/>
+        </w:rPr>
         <w:t xml:space="preserve">7. CONSTRUCTION SITE HOARDING</w:t>
       </w:r>
     </w:p>
@@ -2596,6 +3852,14 @@
         <w:tblW w:type="pct" w:w="5000"/>
         <w:tblLook w:firstRow="1" w:lastRow="0" w:firstColumn="0" w:lastColumn="0" w:noHBand="0" w:noVBand="0" w:val="0020"/>
         <w:jc w:val="start"/>
+        <w:tblBorders>
+          <w:top w:val="single" w:sz="4" w:space="0" w:color="B0D4E8"/>
+          <w:left w:val="single" w:sz="4" w:space="0" w:color="B0D4E8"/>
+          <w:bottom w:val="single" w:sz="4" w:space="0" w:color="B0D4E8"/>
+          <w:right w:val="single" w:sz="4" w:space="0" w:color="B0D4E8"/>
+          <w:insideH w:val="single" w:sz="4" w:space="0" w:color="B0D4E8"/>
+          <w:insideV w:val="single" w:sz="4" w:space="0" w:color="B0D4E8"/>
+        </w:tblBorders>
       </w:tblPr>
       <w:tblGrid>
         <w:gridCol w:w="3960"/>
@@ -2606,25 +3870,39 @@
           <w:tblHeader w:val="true"/>
         </w:trPr>
         <w:tc>
-          <w:tcPr/>
-          <w:p>
-            <w:pPr>
-              <w:pStyle w:val="Compact"/>
-              <w:jc w:val="left"/>
-            </w:pPr>
-            <w:r>
+          <w:tcPr>
+            <w:shd w:fill="0099CC" w:val="clear"/>
+          </w:tcPr>
+          <w:p>
+            <w:pPr>
+              <w:pStyle w:val="Compact"/>
+              <w:jc w:val="left"/>
+            </w:pPr>
+            <w:r>
+              <w:rPr>
+                <w:b/>
+                <w:color w:val="FFFFFF"/>
+                <w:sz w:val="20"/>
+              </w:rPr>
               <w:t xml:space="preserve">Property</w:t>
             </w:r>
           </w:p>
         </w:tc>
         <w:tc>
-          <w:tcPr/>
-          <w:p>
-            <w:pPr>
-              <w:pStyle w:val="Compact"/>
-              <w:jc w:val="left"/>
-            </w:pPr>
-            <w:r>
+          <w:tcPr>
+            <w:shd w:fill="0099CC" w:val="clear"/>
+          </w:tcPr>
+          <w:p>
+            <w:pPr>
+              <w:pStyle w:val="Compact"/>
+              <w:jc w:val="left"/>
+            </w:pPr>
+            <w:r>
+              <w:rPr>
+                <w:b/>
+                <w:color w:val="FFFFFF"/>
+                <w:sz w:val="20"/>
+              </w:rPr>
               <w:t xml:space="preserve">Specification</w:t>
             </w:r>
           </w:p>
@@ -2632,7 +3910,9 @@
       </w:tr>
       <w:tr>
         <w:tc>
-          <w:tcPr/>
+          <w:tcPr>
+            <w:shd w:fill="FFFFFF" w:val="clear"/>
+          </w:tcPr>
           <w:p>
             <w:pPr>
               <w:pStyle w:val="Compact"/>
@@ -2642,19 +3922,27 @@
               <w:rPr>
                 <w:bCs/>
                 <w:b/>
+                <w:color w:val="1A1A1A"/>
+                <w:sz w:val="19"/>
               </w:rPr>
               <w:t xml:space="preserve">Panel Height:</w:t>
             </w:r>
           </w:p>
         </w:tc>
         <w:tc>
-          <w:tcPr/>
-          <w:p>
-            <w:pPr>
-              <w:pStyle w:val="Compact"/>
-              <w:jc w:val="left"/>
-            </w:pPr>
-            <w:r>
+          <w:tcPr>
+            <w:shd w:fill="FFFFFF" w:val="clear"/>
+          </w:tcPr>
+          <w:p>
+            <w:pPr>
+              <w:pStyle w:val="Compact"/>
+              <w:jc w:val="left"/>
+            </w:pPr>
+            <w:r>
+              <w:rPr>
+                <w:color w:val="1A1A1A"/>
+                <w:sz w:val="19"/>
+              </w:rPr>
               <w:t xml:space="preserve">2400mm</w:t>
             </w:r>
           </w:p>
@@ -2662,7 +3950,9 @@
       </w:tr>
       <w:tr>
         <w:tc>
-          <w:tcPr/>
+          <w:tcPr>
+            <w:shd w:fill="E8F8FF" w:val="clear"/>
+          </w:tcPr>
           <w:p>
             <w:pPr>
               <w:pStyle w:val="Compact"/>
@@ -2672,19 +3962,27 @@
               <w:rPr>
                 <w:bCs/>
                 <w:b/>
+                <w:color w:val="1A1A1A"/>
+                <w:sz w:val="19"/>
               </w:rPr>
               <w:t xml:space="preserve">Panel Width:</w:t>
             </w:r>
           </w:p>
         </w:tc>
         <w:tc>
-          <w:tcPr/>
-          <w:p>
-            <w:pPr>
-              <w:pStyle w:val="Compact"/>
-              <w:jc w:val="left"/>
-            </w:pPr>
-            <w:r>
+          <w:tcPr>
+            <w:shd w:fill="E8F8FF" w:val="clear"/>
+          </w:tcPr>
+          <w:p>
+            <w:pPr>
+              <w:pStyle w:val="Compact"/>
+              <w:jc w:val="left"/>
+            </w:pPr>
+            <w:r>
+              <w:rPr>
+                <w:color w:val="1A1A1A"/>
+                <w:sz w:val="19"/>
+              </w:rPr>
               <w:t xml:space="preserve">1200mm per section</w:t>
             </w:r>
           </w:p>
@@ -2692,7 +3990,9 @@
       </w:tr>
       <w:tr>
         <w:tc>
-          <w:tcPr/>
+          <w:tcPr>
+            <w:shd w:fill="FFFFFF" w:val="clear"/>
+          </w:tcPr>
           <w:p>
             <w:pPr>
               <w:pStyle w:val="Compact"/>
@@ -2702,19 +4002,27 @@
               <w:rPr>
                 <w:bCs/>
                 <w:b/>
+                <w:color w:val="1A1A1A"/>
+                <w:sz w:val="19"/>
               </w:rPr>
               <w:t xml:space="preserve">Material:</w:t>
             </w:r>
           </w:p>
         </w:tc>
         <w:tc>
-          <w:tcPr/>
-          <w:p>
-            <w:pPr>
-              <w:pStyle w:val="Compact"/>
-              <w:jc w:val="left"/>
-            </w:pPr>
-            <w:r>
+          <w:tcPr>
+            <w:shd w:fill="FFFFFF" w:val="clear"/>
+          </w:tcPr>
+          <w:p>
+            <w:pPr>
+              <w:pStyle w:val="Compact"/>
+              <w:jc w:val="left"/>
+            </w:pPr>
+            <w:r>
+              <w:rPr>
+                <w:color w:val="1A1A1A"/>
+                <w:sz w:val="19"/>
+              </w:rPr>
               <w:t xml:space="preserve">Marine plywood, painted or vinyl wrapped</w:t>
             </w:r>
           </w:p>
@@ -2722,7 +4030,9 @@
       </w:tr>
       <w:tr>
         <w:tc>
-          <w:tcPr/>
+          <w:tcPr>
+            <w:shd w:fill="E8F8FF" w:val="clear"/>
+          </w:tcPr>
           <w:p>
             <w:pPr>
               <w:pStyle w:val="Compact"/>
@@ -2732,19 +4042,27 @@
               <w:rPr>
                 <w:bCs/>
                 <w:b/>
+                <w:color w:val="1A1A1A"/>
+                <w:sz w:val="19"/>
               </w:rPr>
               <w:t xml:space="preserve">Background:</w:t>
             </w:r>
           </w:p>
         </w:tc>
         <w:tc>
-          <w:tcPr/>
-          <w:p>
-            <w:pPr>
-              <w:pStyle w:val="Compact"/>
-              <w:jc w:val="left"/>
-            </w:pPr>
-            <w:r>
+          <w:tcPr>
+            <w:shd w:fill="E8F8FF" w:val="clear"/>
+          </w:tcPr>
+          <w:p>
+            <w:pPr>
+              <w:pStyle w:val="Compact"/>
+              <w:jc w:val="left"/>
+            </w:pPr>
+            <w:r>
+              <w:rPr>
+                <w:color w:val="1A1A1A"/>
+                <w:sz w:val="19"/>
+              </w:rPr>
               <w:t xml:space="preserve">Sky Blue (#00BFFF) primary, Dark (#1B2838) accent sections</w:t>
             </w:r>
           </w:p>
@@ -2752,7 +4070,9 @@
       </w:tr>
       <w:tr>
         <w:tc>
-          <w:tcPr/>
+          <w:tcPr>
+            <w:shd w:fill="FFFFFF" w:val="clear"/>
+          </w:tcPr>
           <w:p>
             <w:pPr>
               <w:pStyle w:val="Compact"/>
@@ -2762,19 +4082,27 @@
               <w:rPr>
                 <w:bCs/>
                 <w:b/>
+                <w:color w:val="1A1A1A"/>
+                <w:sz w:val="19"/>
               </w:rPr>
               <w:t xml:space="preserve">Logo:</w:t>
             </w:r>
           </w:p>
         </w:tc>
         <w:tc>
-          <w:tcPr/>
-          <w:p>
-            <w:pPr>
-              <w:pStyle w:val="Compact"/>
-              <w:jc w:val="left"/>
-            </w:pPr>
-            <w:r>
+          <w:tcPr>
+            <w:shd w:fill="FFFFFF" w:val="clear"/>
+          </w:tcPr>
+          <w:p>
+            <w:pPr>
+              <w:pStyle w:val="Compact"/>
+              <w:jc w:val="left"/>
+            </w:pPr>
+            <w:r>
+              <w:rPr>
+                <w:color w:val="1A1A1A"/>
+                <w:sz w:val="19"/>
+              </w:rPr>
               <w:t xml:space="preserve">600mm, full color on every third panel</w:t>
             </w:r>
           </w:p>
@@ -2782,7 +4110,9 @@
       </w:tr>
       <w:tr>
         <w:tc>
-          <w:tcPr/>
+          <w:tcPr>
+            <w:shd w:fill="E8F8FF" w:val="clear"/>
+          </w:tcPr>
           <w:p>
             <w:pPr>
               <w:pStyle w:val="Compact"/>
@@ -2792,34 +4122,62 @@
               <w:rPr>
                 <w:bCs/>
                 <w:b/>
+                <w:color w:val="1A1A1A"/>
+                <w:sz w:val="19"/>
               </w:rPr>
               <w:t xml:space="preserve">Content:</w:t>
             </w:r>
           </w:p>
         </w:tc>
         <w:tc>
-          <w:tcPr/>
-          <w:p>
-            <w:pPr>
-              <w:pStyle w:val="Compact"/>
-              <w:jc w:val="left"/>
-            </w:pPr>
-            <w:r>
+          <w:tcPr>
+            <w:shd w:fill="E8F8FF" w:val="clear"/>
+          </w:tcPr>
+          <w:p>
+            <w:pPr>
+              <w:pStyle w:val="Compact"/>
+              <w:jc w:val="left"/>
+            </w:pPr>
+            <w:r>
+              <w:rPr>
+                <w:color w:val="1A1A1A"/>
+                <w:sz w:val="19"/>
+              </w:rPr>
               <w:t xml:space="preserve">Project name,</w:t>
             </w:r>
             <w:r>
+              <w:rPr>
+                <w:color w:val="1A1A1A"/>
+                <w:sz w:val="19"/>
+              </w:rPr>
               <w:t xml:space="preserve"> </w:t>
             </w:r>
             <w:r>
+              <w:rPr>
+                <w:color w:val="1A1A1A"/>
+                <w:sz w:val="19"/>
+              </w:rPr>
               <w:t xml:space="preserve">“</w:t>
             </w:r>
             <w:r>
+              <w:rPr>
+                <w:color w:val="1A1A1A"/>
+                <w:sz w:val="19"/>
+              </w:rPr>
               <w:t xml:space="preserve">Coming Soon</w:t>
             </w:r>
             <w:r>
+              <w:rPr>
+                <w:color w:val="1A1A1A"/>
+                <w:sz w:val="19"/>
+              </w:rPr>
               <w:t xml:space="preserve">”</w:t>
             </w:r>
             <w:r>
+              <w:rPr>
+                <w:color w:val="1A1A1A"/>
+                <w:sz w:val="19"/>
+              </w:rPr>
               <w:t xml:space="preserve">, website, phone</w:t>
             </w:r>
           </w:p>
@@ -2827,7 +4185,9 @@
       </w:tr>
       <w:tr>
         <w:tc>
-          <w:tcPr/>
+          <w:tcPr>
+            <w:shd w:fill="FFFFFF" w:val="clear"/>
+          </w:tcPr>
           <w:p>
             <w:pPr>
               <w:pStyle w:val="Compact"/>
@@ -2837,19 +4197,27 @@
               <w:rPr>
                 <w:bCs/>
                 <w:b/>
+                <w:color w:val="1A1A1A"/>
+                <w:sz w:val="19"/>
               </w:rPr>
               <w:t xml:space="preserve">Safety Strip:</w:t>
             </w:r>
           </w:p>
         </w:tc>
         <w:tc>
-          <w:tcPr/>
-          <w:p>
-            <w:pPr>
-              <w:pStyle w:val="Compact"/>
-              <w:jc w:val="left"/>
-            </w:pPr>
-            <w:r>
+          <w:tcPr>
+            <w:shd w:fill="FFFFFF" w:val="clear"/>
+          </w:tcPr>
+          <w:p>
+            <w:pPr>
+              <w:pStyle w:val="Compact"/>
+              <w:jc w:val="left"/>
+            </w:pPr>
+            <w:r>
+              <w:rPr>
+                <w:color w:val="1A1A1A"/>
+                <w:sz w:val="19"/>
+              </w:rPr>
               <w:t xml:space="preserve">Red and white diagonal hazard marking at base (300mm)</w:t>
             </w:r>
           </w:p>
@@ -2867,9 +4235,29 @@
     <w:bookmarkStart w:id="37" w:name="digital-display-templates"/>
     <w:p>
       <w:pPr>
+        <w:pBdr>
+          <w:top w:val="single" w:sz="18" w:space="1" w:color="F5A623"/>
+          <w:bottom w:val="single" w:sz="6" w:space="1" w:color="0099CC"/>
+        </w:pBdr>
+        <w:spacing w:before="200" w:after="200"/>
+      </w:pPr>
+    </w:p>
+    <w:p>
+      <w:pPr>
         <w:pStyle w:val="Heading2"/>
-      </w:pPr>
-      <w:r>
+        <w:rPr>
+          <w:color w:val="0099CC"/>
+        </w:rPr>
+        <w:pBdr>
+          <w:bottom w:val="single" w:sz="6" w:space="2" w:color="00BFFF"/>
+        </w:pBdr>
+      </w:pPr>
+      <w:r>
+        <w:rPr>
+          <w:b/>
+          <w:color w:val="0099CC"/>
+          <w:sz w:val="32"/>
+        </w:rPr>
         <w:t xml:space="preserve">8. DIGITAL DISPLAY TEMPLATES</w:t>
       </w:r>
     </w:p>
@@ -2877,171 +4265,249 @@
     <w:p>
       <w:pPr>
         <w:pStyle w:val="Heading3"/>
-      </w:pPr>
-      <w:r>
+        <w:rPr>
+          <w:color w:val="E08A00"/>
+        </w:rPr>
+      </w:pPr>
+      <w:r>
+        <w:rPr>
+          <w:b/>
+          <w:color w:val="E08A00"/>
+          <w:sz w:val="26"/>
+        </w:rPr>
         <w:t xml:space="preserve">Landscape Display (1920 x 1080 px)</w:t>
       </w:r>
     </w:p>
     <w:p>
       <w:pPr>
         <w:pStyle w:val="SourceCode"/>
-      </w:pPr>
-      <w:r>
-        <w:rPr>
-          <w:rStyle w:val="VerbatimChar"/>
+        <w:shd w:fill="1B2838" w:val="clear"/>
+      </w:pPr>
+      <w:r>
+        <w:rPr>
+          <w:rStyle w:val="VerbatimChar"/>
+          <w:color w:val="00BFFF"/>
         </w:rPr>
         <w:t xml:space="preserve">┌─────────────────────────────────────────────────────────────┐</w:t>
       </w:r>
       <w:r>
-        <w:br/>
-      </w:r>
-      <w:r>
-        <w:rPr>
-          <w:rStyle w:val="VerbatimChar"/>
+        <w:rPr>
+          <w:color w:val="00BFFF"/>
+        </w:rPr>
+        <w:br/>
+      </w:r>
+      <w:r>
+        <w:rPr>
+          <w:rStyle w:val="VerbatimChar"/>
+          <w:color w:val="00BFFF"/>
         </w:rPr>
         <w:t xml:space="preserve">│ █████████████████████████████████████████████████████████  │  Sky Blue bar</w:t>
       </w:r>
       <w:r>
-        <w:br/>
-      </w:r>
-      <w:r>
-        <w:rPr>
-          <w:rStyle w:val="VerbatimChar"/>
+        <w:rPr>
+          <w:color w:val="00BFFF"/>
+        </w:rPr>
+        <w:br/>
+      </w:r>
+      <w:r>
+        <w:rPr>
+          <w:rStyle w:val="VerbatimChar"/>
+          <w:color w:val="00BFFF"/>
         </w:rPr>
         <w:t xml:space="preserve">│                                                             │</w:t>
       </w:r>
       <w:r>
-        <w:br/>
-      </w:r>
-      <w:r>
-        <w:rPr>
-          <w:rStyle w:val="VerbatimChar"/>
+        <w:rPr>
+          <w:color w:val="00BFFF"/>
+        </w:rPr>
+        <w:br/>
+      </w:r>
+      <w:r>
+        <w:rPr>
+          <w:rStyle w:val="VerbatimChar"/>
+          <w:color w:val="00BFFF"/>
         </w:rPr>
         <w:t xml:space="preserve">│  [PECH LOGO]                    [Date] [Time] [Weather]    │</w:t>
       </w:r>
       <w:r>
-        <w:br/>
-      </w:r>
-      <w:r>
-        <w:rPr>
-          <w:rStyle w:val="VerbatimChar"/>
+        <w:rPr>
+          <w:color w:val="00BFFF"/>
+        </w:rPr>
+        <w:br/>
+      </w:r>
+      <w:r>
+        <w:rPr>
+          <w:rStyle w:val="VerbatimChar"/>
+          <w:color w:val="00BFFF"/>
         </w:rPr>
         <w:t xml:space="preserve">│                                                             │</w:t>
       </w:r>
       <w:r>
-        <w:br/>
-      </w:r>
-      <w:r>
-        <w:rPr>
-          <w:rStyle w:val="VerbatimChar"/>
+        <w:rPr>
+          <w:color w:val="00BFFF"/>
+        </w:rPr>
+        <w:br/>
+      </w:r>
+      <w:r>
+        <w:rPr>
+          <w:rStyle w:val="VerbatimChar"/>
+          <w:color w:val="00BFFF"/>
         </w:rPr>
         <w:t xml:space="preserve">│  ┌──────────────────────────────────────────────────────┐  │</w:t>
       </w:r>
       <w:r>
-        <w:br/>
-      </w:r>
-      <w:r>
-        <w:rPr>
-          <w:rStyle w:val="VerbatimChar"/>
+        <w:rPr>
+          <w:color w:val="00BFFF"/>
+        </w:rPr>
+        <w:br/>
+      </w:r>
+      <w:r>
+        <w:rPr>
+          <w:rStyle w:val="VerbatimChar"/>
+          <w:color w:val="00BFFF"/>
         </w:rPr>
         <w:t xml:space="preserve">│  │                                                      │  │</w:t>
       </w:r>
       <w:r>
-        <w:br/>
-      </w:r>
-      <w:r>
-        <w:rPr>
-          <w:rStyle w:val="VerbatimChar"/>
+        <w:rPr>
+          <w:color w:val="00BFFF"/>
+        </w:rPr>
+        <w:br/>
+      </w:r>
+      <w:r>
+        <w:rPr>
+          <w:rStyle w:val="VerbatimChar"/>
+          <w:color w:val="00BFFF"/>
         </w:rPr>
         <w:t xml:space="preserve">│  │  [ROTATING CONTENT AREA]                            │  │</w:t>
       </w:r>
       <w:r>
-        <w:br/>
-      </w:r>
-      <w:r>
-        <w:rPr>
-          <w:rStyle w:val="VerbatimChar"/>
+        <w:rPr>
+          <w:color w:val="00BFFF"/>
+        </w:rPr>
+        <w:br/>
+      </w:r>
+      <w:r>
+        <w:rPr>
+          <w:rStyle w:val="VerbatimChar"/>
+          <w:color w:val="00BFFF"/>
         </w:rPr>
         <w:t xml:space="preserve">│  │  - Company announcements                            │  │</w:t>
       </w:r>
       <w:r>
-        <w:br/>
-      </w:r>
-      <w:r>
-        <w:rPr>
-          <w:rStyle w:val="VerbatimChar"/>
+        <w:rPr>
+          <w:color w:val="00BFFF"/>
+        </w:rPr>
+        <w:br/>
+      </w:r>
+      <w:r>
+        <w:rPr>
+          <w:rStyle w:val="VerbatimChar"/>
+          <w:color w:val="00BFFF"/>
         </w:rPr>
         <w:t xml:space="preserve">│  │  - Product showcases                                │  │</w:t>
       </w:r>
       <w:r>
-        <w:br/>
-      </w:r>
-      <w:r>
-        <w:rPr>
-          <w:rStyle w:val="VerbatimChar"/>
+        <w:rPr>
+          <w:color w:val="00BFFF"/>
+        </w:rPr>
+        <w:br/>
+      </w:r>
+      <w:r>
+        <w:rPr>
+          <w:rStyle w:val="VerbatimChar"/>
+          <w:color w:val="00BFFF"/>
         </w:rPr>
         <w:t xml:space="preserve">│  │  - Team achievements                                │  │</w:t>
       </w:r>
       <w:r>
-        <w:br/>
-      </w:r>
-      <w:r>
-        <w:rPr>
-          <w:rStyle w:val="VerbatimChar"/>
+        <w:rPr>
+          <w:color w:val="00BFFF"/>
+        </w:rPr>
+        <w:br/>
+      </w:r>
+      <w:r>
+        <w:rPr>
+          <w:rStyle w:val="VerbatimChar"/>
+          <w:color w:val="00BFFF"/>
         </w:rPr>
         <w:t xml:space="preserve">│  │  - Visitor welcome messages                         │  │</w:t>
       </w:r>
       <w:r>
-        <w:br/>
-      </w:r>
-      <w:r>
-        <w:rPr>
-          <w:rStyle w:val="VerbatimChar"/>
+        <w:rPr>
+          <w:color w:val="00BFFF"/>
+        </w:rPr>
+        <w:br/>
+      </w:r>
+      <w:r>
+        <w:rPr>
+          <w:rStyle w:val="VerbatimChar"/>
+          <w:color w:val="00BFFF"/>
         </w:rPr>
         <w:t xml:space="preserve">│  │                                                      │  │</w:t>
       </w:r>
       <w:r>
-        <w:br/>
-      </w:r>
-      <w:r>
-        <w:rPr>
-          <w:rStyle w:val="VerbatimChar"/>
+        <w:rPr>
+          <w:color w:val="00BFFF"/>
+        </w:rPr>
+        <w:br/>
+      </w:r>
+      <w:r>
+        <w:rPr>
+          <w:rStyle w:val="VerbatimChar"/>
+          <w:color w:val="00BFFF"/>
         </w:rPr>
         <w:t xml:space="preserve">│  └──────────────────────────────────────────────────────┘  │</w:t>
       </w:r>
       <w:r>
-        <w:br/>
-      </w:r>
-      <w:r>
-        <w:rPr>
-          <w:rStyle w:val="VerbatimChar"/>
+        <w:rPr>
+          <w:color w:val="00BFFF"/>
+        </w:rPr>
+        <w:br/>
+      </w:r>
+      <w:r>
+        <w:rPr>
+          <w:rStyle w:val="VerbatimChar"/>
+          <w:color w:val="00BFFF"/>
         </w:rPr>
         <w:t xml:space="preserve">│                                                             │</w:t>
       </w:r>
       <w:r>
-        <w:br/>
-      </w:r>
-      <w:r>
-        <w:rPr>
-          <w:rStyle w:val="VerbatimChar"/>
+        <w:rPr>
+          <w:color w:val="00BFFF"/>
+        </w:rPr>
+        <w:br/>
+      </w:r>
+      <w:r>
+        <w:rPr>
+          <w:rStyle w:val="VerbatimChar"/>
+          <w:color w:val="00BFFF"/>
         </w:rPr>
         <w:t xml:space="preserve">│  [Ticker bar: scrolling news / announcements]              │</w:t>
       </w:r>
       <w:r>
-        <w:br/>
-      </w:r>
-      <w:r>
-        <w:rPr>
-          <w:rStyle w:val="VerbatimChar"/>
+        <w:rPr>
+          <w:color w:val="00BFFF"/>
+        </w:rPr>
+        <w:br/>
+      </w:r>
+      <w:r>
+        <w:rPr>
+          <w:rStyle w:val="VerbatimChar"/>
+          <w:color w:val="00BFFF"/>
         </w:rPr>
         <w:t xml:space="preserve">│ ▓▓▓▓▓▓▓▓▓▓▓▓▓▓▓▓▓▓▓▓▓▓▓▓▓▓▓▓▓▓▓▓▓▓▓▓▓▓▓▓▓▓▓▓▓▓▓▓▓▓▓▓▓ │  Dark BG ticker</w:t>
       </w:r>
       <w:r>
-        <w:br/>
-      </w:r>
-      <w:r>
-        <w:rPr>
-          <w:rStyle w:val="VerbatimChar"/>
+        <w:rPr>
+          <w:color w:val="00BFFF"/>
+        </w:rPr>
+        <w:br/>
+      </w:r>
+      <w:r>
+        <w:rPr>
+          <w:rStyle w:val="VerbatimChar"/>
+          <w:color w:val="00BFFF"/>
         </w:rPr>
         <w:t xml:space="preserve">└─────────────────────────────────────────────────────────────┘</w:t>
       </w:r>
@@ -3051,189 +4517,275 @@
     <w:p>
       <w:pPr>
         <w:pStyle w:val="Heading3"/>
-      </w:pPr>
-      <w:r>
+        <w:rPr>
+          <w:color w:val="E08A00"/>
+        </w:rPr>
+      </w:pPr>
+      <w:r>
+        <w:rPr>
+          <w:b/>
+          <w:color w:val="E08A00"/>
+          <w:sz w:val="26"/>
+        </w:rPr>
         <w:t xml:space="preserve">Portrait Display (1080 x 1920 px)</w:t>
       </w:r>
     </w:p>
     <w:p>
       <w:pPr>
         <w:pStyle w:val="SourceCode"/>
-      </w:pPr>
-      <w:r>
-        <w:rPr>
-          <w:rStyle w:val="VerbatimChar"/>
+        <w:shd w:fill="1B2838" w:val="clear"/>
+      </w:pPr>
+      <w:r>
+        <w:rPr>
+          <w:rStyle w:val="VerbatimChar"/>
+          <w:color w:val="00BFFF"/>
         </w:rPr>
         <w:t xml:space="preserve">┌──────────────────────────────────┐</w:t>
       </w:r>
       <w:r>
-        <w:br/>
-      </w:r>
-      <w:r>
-        <w:rPr>
-          <w:rStyle w:val="VerbatimChar"/>
+        <w:rPr>
+          <w:color w:val="00BFFF"/>
+        </w:rPr>
+        <w:br/>
+      </w:r>
+      <w:r>
+        <w:rPr>
+          <w:rStyle w:val="VerbatimChar"/>
+          <w:color w:val="00BFFF"/>
         </w:rPr>
         <w:t xml:space="preserve">│ ████████████████████████████████ │  Sky Blue bar</w:t>
       </w:r>
       <w:r>
-        <w:br/>
-      </w:r>
-      <w:r>
-        <w:rPr>
-          <w:rStyle w:val="VerbatimChar"/>
+        <w:rPr>
+          <w:color w:val="00BFFF"/>
+        </w:rPr>
+        <w:br/>
+      </w:r>
+      <w:r>
+        <w:rPr>
+          <w:rStyle w:val="VerbatimChar"/>
+          <w:color w:val="00BFFF"/>
         </w:rPr>
         <w:t xml:space="preserve">│                                  │</w:t>
       </w:r>
       <w:r>
-        <w:br/>
-      </w:r>
-      <w:r>
-        <w:rPr>
-          <w:rStyle w:val="VerbatimChar"/>
+        <w:rPr>
+          <w:color w:val="00BFFF"/>
+        </w:rPr>
+        <w:br/>
+      </w:r>
+      <w:r>
+        <w:rPr>
+          <w:rStyle w:val="VerbatimChar"/>
+          <w:color w:val="00BFFF"/>
         </w:rPr>
         <w:t xml:space="preserve">│  [PECH LOGO]                    │</w:t>
       </w:r>
       <w:r>
-        <w:br/>
-      </w:r>
-      <w:r>
-        <w:rPr>
-          <w:rStyle w:val="VerbatimChar"/>
+        <w:rPr>
+          <w:color w:val="00BFFF"/>
+        </w:rPr>
+        <w:br/>
+      </w:r>
+      <w:r>
+        <w:rPr>
+          <w:rStyle w:val="VerbatimChar"/>
+          <w:color w:val="00BFFF"/>
         </w:rPr>
         <w:t xml:space="preserve">│  PECH GROUP HOLDINGS LTD       │</w:t>
       </w:r>
       <w:r>
-        <w:br/>
-      </w:r>
-      <w:r>
-        <w:rPr>
-          <w:rStyle w:val="VerbatimChar"/>
+        <w:rPr>
+          <w:color w:val="00BFFF"/>
+        </w:rPr>
+        <w:br/>
+      </w:r>
+      <w:r>
+        <w:rPr>
+          <w:rStyle w:val="VerbatimChar"/>
+          <w:color w:val="00BFFF"/>
         </w:rPr>
         <w:t xml:space="preserve">│                                  │</w:t>
       </w:r>
       <w:r>
-        <w:br/>
-      </w:r>
-      <w:r>
-        <w:rPr>
-          <w:rStyle w:val="VerbatimChar"/>
+        <w:rPr>
+          <w:color w:val="00BFFF"/>
+        </w:rPr>
+        <w:br/>
+      </w:r>
+      <w:r>
+        <w:rPr>
+          <w:rStyle w:val="VerbatimChar"/>
+          <w:color w:val="00BFFF"/>
         </w:rPr>
         <w:t xml:space="preserve">│  ════════════════════════════   │  Orange line</w:t>
       </w:r>
       <w:r>
-        <w:br/>
-      </w:r>
-      <w:r>
-        <w:rPr>
-          <w:rStyle w:val="VerbatimChar"/>
+        <w:rPr>
+          <w:color w:val="00BFFF"/>
+        </w:rPr>
+        <w:br/>
+      </w:r>
+      <w:r>
+        <w:rPr>
+          <w:rStyle w:val="VerbatimChar"/>
+          <w:color w:val="00BFFF"/>
         </w:rPr>
         <w:t xml:space="preserve">│                                  │</w:t>
       </w:r>
       <w:r>
-        <w:br/>
-      </w:r>
-      <w:r>
-        <w:rPr>
-          <w:rStyle w:val="VerbatimChar"/>
+        <w:rPr>
+          <w:color w:val="00BFFF"/>
+        </w:rPr>
+        <w:br/>
+      </w:r>
+      <w:r>
+        <w:rPr>
+          <w:rStyle w:val="VerbatimChar"/>
+          <w:color w:val="00BFFF"/>
         </w:rPr>
         <w:t xml:space="preserve">│  [CONTENT AREA]                 │</w:t>
       </w:r>
       <w:r>
-        <w:br/>
-      </w:r>
-      <w:r>
-        <w:rPr>
-          <w:rStyle w:val="VerbatimChar"/>
+        <w:rPr>
+          <w:color w:val="00BFFF"/>
+        </w:rPr>
+        <w:br/>
+      </w:r>
+      <w:r>
+        <w:rPr>
+          <w:rStyle w:val="VerbatimChar"/>
+          <w:color w:val="00BFFF"/>
         </w:rPr>
         <w:t xml:space="preserve">│  (Full width, rotating)        │</w:t>
       </w:r>
       <w:r>
-        <w:br/>
-      </w:r>
-      <w:r>
-        <w:rPr>
-          <w:rStyle w:val="VerbatimChar"/>
+        <w:rPr>
+          <w:color w:val="00BFFF"/>
+        </w:rPr>
+        <w:br/>
+      </w:r>
+      <w:r>
+        <w:rPr>
+          <w:rStyle w:val="VerbatimChar"/>
+          <w:color w:val="00BFFF"/>
         </w:rPr>
         <w:t xml:space="preserve">│                                  │</w:t>
       </w:r>
       <w:r>
-        <w:br/>
-      </w:r>
-      <w:r>
-        <w:rPr>
-          <w:rStyle w:val="VerbatimChar"/>
+        <w:rPr>
+          <w:color w:val="00BFFF"/>
+        </w:rPr>
+        <w:br/>
+      </w:r>
+      <w:r>
+        <w:rPr>
+          <w:rStyle w:val="VerbatimChar"/>
+          <w:color w:val="00BFFF"/>
         </w:rPr>
         <w:t xml:space="preserve">│  - Welcome messages             │</w:t>
       </w:r>
       <w:r>
-        <w:br/>
-      </w:r>
-      <w:r>
-        <w:rPr>
-          <w:rStyle w:val="VerbatimChar"/>
+        <w:rPr>
+          <w:color w:val="00BFFF"/>
+        </w:rPr>
+        <w:br/>
+      </w:r>
+      <w:r>
+        <w:rPr>
+          <w:rStyle w:val="VerbatimChar"/>
+          <w:color w:val="00BFFF"/>
         </w:rPr>
         <w:t xml:space="preserve">│  - Announcements               │</w:t>
       </w:r>
       <w:r>
-        <w:br/>
-      </w:r>
-      <w:r>
-        <w:rPr>
-          <w:rStyle w:val="VerbatimChar"/>
+        <w:rPr>
+          <w:color w:val="00BFFF"/>
+        </w:rPr>
+        <w:br/>
+      </w:r>
+      <w:r>
+        <w:rPr>
+          <w:rStyle w:val="VerbatimChar"/>
+          <w:color w:val="00BFFF"/>
         </w:rPr>
         <w:t xml:space="preserve">│  - Directory / Floor map       │</w:t>
       </w:r>
       <w:r>
-        <w:br/>
-      </w:r>
-      <w:r>
-        <w:rPr>
-          <w:rStyle w:val="VerbatimChar"/>
+        <w:rPr>
+          <w:color w:val="00BFFF"/>
+        </w:rPr>
+        <w:br/>
+      </w:r>
+      <w:r>
+        <w:rPr>
+          <w:rStyle w:val="VerbatimChar"/>
+          <w:color w:val="00BFFF"/>
         </w:rPr>
         <w:t xml:space="preserve">│  - Event promotions            │</w:t>
       </w:r>
       <w:r>
-        <w:br/>
-      </w:r>
-      <w:r>
-        <w:rPr>
-          <w:rStyle w:val="VerbatimChar"/>
+        <w:rPr>
+          <w:color w:val="00BFFF"/>
+        </w:rPr>
+        <w:br/>
+      </w:r>
+      <w:r>
+        <w:rPr>
+          <w:rStyle w:val="VerbatimChar"/>
+          <w:color w:val="00BFFF"/>
         </w:rPr>
         <w:t xml:space="preserve">│                                  │</w:t>
       </w:r>
       <w:r>
-        <w:br/>
-      </w:r>
-      <w:r>
-        <w:rPr>
-          <w:rStyle w:val="VerbatimChar"/>
+        <w:rPr>
+          <w:color w:val="00BFFF"/>
+        </w:rPr>
+        <w:br/>
+      </w:r>
+      <w:r>
+        <w:rPr>
+          <w:rStyle w:val="VerbatimChar"/>
+          <w:color w:val="00BFFF"/>
         </w:rPr>
         <w:t xml:space="preserve">│  [DATE / TIME]                  │</w:t>
       </w:r>
       <w:r>
-        <w:br/>
-      </w:r>
-      <w:r>
-        <w:rPr>
-          <w:rStyle w:val="VerbatimChar"/>
+        <w:rPr>
+          <w:color w:val="00BFFF"/>
+        </w:rPr>
+        <w:br/>
+      </w:r>
+      <w:r>
+        <w:rPr>
+          <w:rStyle w:val="VerbatimChar"/>
+          <w:color w:val="00BFFF"/>
         </w:rPr>
         <w:t xml:space="preserve">│                                  │</w:t>
       </w:r>
       <w:r>
-        <w:br/>
-      </w:r>
-      <w:r>
-        <w:rPr>
-          <w:rStyle w:val="VerbatimChar"/>
+        <w:rPr>
+          <w:color w:val="00BFFF"/>
+        </w:rPr>
+        <w:br/>
+      </w:r>
+      <w:r>
+        <w:rPr>
+          <w:rStyle w:val="VerbatimChar"/>
+          <w:color w:val="00BFFF"/>
         </w:rPr>
         <w:t xml:space="preserve">│ ▓▓▓▓▓▓▓▓▓▓▓▓▓▓▓▓▓▓▓▓▓▓▓▓▓▓▓▓ │  Dark BG</w:t>
       </w:r>
       <w:r>
-        <w:br/>
-      </w:r>
-      <w:r>
-        <w:rPr>
-          <w:rStyle w:val="VerbatimChar"/>
+        <w:rPr>
+          <w:color w:val="00BFFF"/>
+        </w:rPr>
+        <w:br/>
+      </w:r>
+      <w:r>
+        <w:rPr>
+          <w:rStyle w:val="VerbatimChar"/>
+          <w:color w:val="00BFFF"/>
         </w:rPr>
         <w:t xml:space="preserve">└──────────────────────────────────┘</w:t>
       </w:r>
@@ -3250,8 +4802,16 @@
     <w:p>
       <w:pPr>
         <w:pStyle w:val="Heading3"/>
-      </w:pPr>
-      <w:r>
+        <w:rPr>
+          <w:color w:val="E08A00"/>
+        </w:rPr>
+      </w:pPr>
+      <w:r>
+        <w:rPr>
+          <w:b/>
+          <w:color w:val="E08A00"/>
+          <w:sz w:val="26"/>
+        </w:rPr>
         <w:t xml:space="preserve">General Signage Rules</w:t>
       </w:r>
     </w:p>
@@ -3385,6 +4945,29 @@
         <w:right w:val="single" w:sz="18" w:space="24" w:color="E08A00"/>
       </w:pgBorders>
     </w:sectPr>
+    <w:p>
+      <w:pPr>
+        <w:pBdr>
+          <w:top w:val="single" w:sz="36" w:space="1" w:color="F5A623"/>
+          <w:bottom w:val="single" w:sz="12" w:space="0" w:color="00BFFF"/>
+        </w:pBdr>
+        <w:spacing w:before="300" w:after="0"/>
+      </w:pPr>
+    </w:p>
+    <w:p>
+      <w:pPr>
+        <w:jc w:val="center"/>
+        <w:spacing w:before="60" w:after="0"/>
+      </w:pPr>
+      <w:r>
+        <w:rPr>
+          <w:color w:val="0099CC"/>
+          <w:sz w:val="16"/>
+          <w:szCs w:val="16"/>
+        </w:rPr>
+        <w:t xml:space="preserve">PECH Group Holdings Ltd  |  Lagos, Nigeria  |  pechgroupholdings.tech</w:t>
+      </w:r>
+    </w:p>
   </w:body>
 </w:document>
 </file>

--- a/brand_templates/PECH_SIGNAGE_TEMPLATE.docx
+++ b/brand_templates/PECH_SIGNAGE_TEMPLATE.docx
@@ -58,54 +58,39 @@
         <w:spacing w:after="0"/>
       </w:pPr>
     </w:p>
-    <w:bookmarkStart w:id="38" w:name="Xa5dd0c074eeb99a76f7d709f00ff1c432c1eec2"/>
     <w:p>
       <w:pPr>
-        <w:pStyle w:val="Heading1"/>
-        <w:rPr>
-          <w:color w:val="0099CC"/>
-        </w:rPr>
-        <w:pBdr>
-          <w:bottom w:val="single" w:sz="18" w:space="2" w:color="F5A623"/>
-        </w:pBdr>
-      </w:pPr>
-      <w:r>
-        <w:rPr>
-          <w:b/>
-          <w:color w:val="0099CC"/>
-          <w:sz w:val="44"/>
-        </w:rPr>
-        <w:t xml:space="preserve">PECH GROUP HOLDINGS LTD — SIGNAGE &amp; FACILITY BRANDING GUIDE</w:t>
-      </w:r>
-    </w:p>
-    <w:bookmarkStart w:id="20" w:name="specifications-for-all-signage-types"/>
-    <w:p>
-      <w:pPr>
-        <w:pBdr>
-          <w:top w:val="single" w:sz="18" w:space="1" w:color="F5A623"/>
-          <w:bottom w:val="single" w:sz="6" w:space="1" w:color="0099CC"/>
-        </w:pBdr>
-        <w:spacing w:before="200" w:after="200"/>
-      </w:pPr>
+        <w:pStyle w:val="FirstParagraph"/>
+      </w:pPr>
+      <w:r>
+        <w:t xml:space="preserve">🪧</w:t>
+      </w:r>
     </w:p>
     <w:p>
       <w:pPr>
-        <w:pStyle w:val="Heading2"/>
-        <w:rPr>
-          <w:color w:val="0099CC"/>
-        </w:rPr>
-        <w:pBdr>
-          <w:bottom w:val="single" w:sz="6" w:space="2" w:color="00BFFF"/>
-        </w:pBdr>
-      </w:pPr>
-      <w:r>
-        <w:rPr>
-          <w:b/>
-          <w:color w:val="0099CC"/>
-          <w:sz w:val="32"/>
-        </w:rPr>
+        <w:pStyle w:val="BodyText"/>
+      </w:pPr>
+      <w:r>
+        <w:t xml:space="preserve">SIGNAGE &amp; FACILITY BRANDING GUIDE</w:t>
+      </w:r>
+    </w:p>
+    <w:p>
+      <w:pPr>
+        <w:pStyle w:val="BodyText"/>
+      </w:pPr>
+      <w:r>
         <w:t xml:space="preserve">Specifications for All Signage Types</w:t>
       </w:r>
+    </w:p>
+    <w:p>
+      <w:pPr>
+        <w:pStyle w:val="BodyText"/>
+      </w:pPr>
+    </w:p>
+    <w:p>
+      <w:pPr>
+        <w:pStyle w:val="BodyText"/>
+      </w:pPr>
     </w:p>
     <w:p>
       <w:r>
@@ -114,8 +99,7 @@
         </w:pict>
       </w:r>
     </w:p>
-    <w:bookmarkEnd w:id="20"/>
-    <w:bookmarkStart w:id="21" w:name="exterior-building-sign"/>
+    <w:bookmarkStart w:id="20" w:name="exterior-building-sign"/>
     <w:p>
       <w:pPr>
         <w:pBdr>
@@ -602,8 +586,8 @@
         </w:pict>
       </w:r>
     </w:p>
-    <w:bookmarkEnd w:id="21"/>
-    <w:bookmarkStart w:id="23" w:name="reception-lobby-sign"/>
+    <w:bookmarkEnd w:id="20"/>
+    <w:bookmarkStart w:id="22" w:name="reception-lobby-sign"/>
     <w:p>
       <w:pPr>
         <w:pBdr>
@@ -1029,7 +1013,7 @@
         </w:tc>
       </w:tr>
     </w:tbl>
-    <w:bookmarkStart w:id="22" w:name="reception-layout"/>
+    <w:bookmarkStart w:id="21" w:name="reception-layout"/>
     <w:p>
       <w:pPr>
         <w:pStyle w:val="Heading3"/>
@@ -1248,9 +1232,9 @@
         </w:pict>
       </w:r>
     </w:p>
+    <w:bookmarkEnd w:id="21"/>
     <w:bookmarkEnd w:id="22"/>
-    <w:bookmarkEnd w:id="23"/>
-    <w:bookmarkStart w:id="25" w:name="department-room-signs"/>
+    <w:bookmarkStart w:id="24" w:name="department-room-signs"/>
     <w:p>
       <w:pPr>
         <w:pBdr>
@@ -1622,7 +1606,7 @@
         </w:tc>
       </w:tr>
     </w:tbl>
-    <w:bookmarkStart w:id="24" w:name="room-sign-layout"/>
+    <w:bookmarkStart w:id="23" w:name="room-sign-layout"/>
     <w:p>
       <w:pPr>
         <w:pStyle w:val="Heading3"/>
@@ -1750,9 +1734,9 @@
         </w:pict>
       </w:r>
     </w:p>
+    <w:bookmarkEnd w:id="23"/>
     <w:bookmarkEnd w:id="24"/>
-    <w:bookmarkEnd w:id="25"/>
-    <w:bookmarkStart w:id="27" w:name="directional-wayfinding-signs"/>
+    <w:bookmarkStart w:id="26" w:name="directional-wayfinding-signs"/>
     <w:p>
       <w:pPr>
         <w:pBdr>
@@ -2124,7 +2108,7 @@
         </w:tc>
       </w:tr>
     </w:tbl>
-    <w:bookmarkStart w:id="26" w:name="wayfinding-layout"/>
+    <w:bookmarkStart w:id="25" w:name="wayfinding-layout"/>
     <w:p>
       <w:pPr>
         <w:pStyle w:val="Heading3"/>
@@ -2265,9 +2249,9 @@
         </w:pict>
       </w:r>
     </w:p>
+    <w:bookmarkEnd w:id="25"/>
     <w:bookmarkEnd w:id="26"/>
-    <w:bookmarkEnd w:id="27"/>
-    <w:bookmarkStart w:id="29" w:name="safety-compliance-signs"/>
+    <w:bookmarkStart w:id="28" w:name="safety-compliance-signs"/>
     <w:p>
       <w:pPr>
         <w:pBdr>
@@ -2599,7 +2583,7 @@
         </w:tc>
       </w:tr>
     </w:tbl>
-    <w:bookmarkStart w:id="28" w:name="types-required"/>
+    <w:bookmarkStart w:id="27" w:name="types-required"/>
     <w:p>
       <w:pPr>
         <w:pStyle w:val="Heading3"/>
@@ -3182,9 +3166,9 @@
         </w:pict>
       </w:r>
     </w:p>
+    <w:bookmarkEnd w:id="27"/>
     <w:bookmarkEnd w:id="28"/>
-    <w:bookmarkEnd w:id="29"/>
-    <w:bookmarkStart w:id="32" w:name="event-exhibition-banner"/>
+    <w:bookmarkStart w:id="31" w:name="event-exhibition-banner"/>
     <w:p>
       <w:pPr>
         <w:pBdr>
@@ -3213,7 +3197,7 @@
         <w:t xml:space="preserve">6. EVENT / EXHIBITION BANNER</w:t>
       </w:r>
     </w:p>
-    <w:bookmarkStart w:id="30" w:name="pull-up-roll-up-banner"/>
+    <w:bookmarkStart w:id="29" w:name="pull-up-roll-up-banner"/>
     <w:p>
       <w:pPr>
         <w:pStyle w:val="Heading3"/>
@@ -3413,8 +3397,8 @@
         </w:tc>
       </w:tr>
     </w:tbl>
-    <w:bookmarkEnd w:id="30"/>
-    <w:bookmarkStart w:id="31" w:name="banner-layout"/>
+    <w:bookmarkEnd w:id="29"/>
+    <w:bookmarkStart w:id="30" w:name="banner-layout"/>
     <w:p>
       <w:pPr>
         <w:pStyle w:val="Heading3"/>
@@ -3815,9 +3799,9 @@
         </w:pict>
       </w:r>
     </w:p>
+    <w:bookmarkEnd w:id="30"/>
     <w:bookmarkEnd w:id="31"/>
-    <w:bookmarkEnd w:id="32"/>
-    <w:bookmarkStart w:id="33" w:name="construction-site-hoarding"/>
+    <w:bookmarkStart w:id="32" w:name="construction-site-hoarding"/>
     <w:p>
       <w:pPr>
         <w:pBdr>
@@ -4231,8 +4215,8 @@
         </w:pict>
       </w:r>
     </w:p>
-    <w:bookmarkEnd w:id="33"/>
-    <w:bookmarkStart w:id="37" w:name="digital-display-templates"/>
+    <w:bookmarkEnd w:id="32"/>
+    <w:bookmarkStart w:id="36" w:name="digital-display-templates"/>
     <w:p>
       <w:pPr>
         <w:pBdr>
@@ -4261,7 +4245,7 @@
         <w:t xml:space="preserve">8. DIGITAL DISPLAY TEMPLATES</w:t>
       </w:r>
     </w:p>
-    <w:bookmarkStart w:id="34" w:name="landscape-display-1920-x-1080-px"/>
+    <w:bookmarkStart w:id="33" w:name="landscape-display-1920-x-1080-px"/>
     <w:p>
       <w:pPr>
         <w:pStyle w:val="Heading3"/>
@@ -4512,8 +4496,8 @@
         <w:t xml:space="preserve">└─────────────────────────────────────────────────────────────┘</w:t>
       </w:r>
     </w:p>
-    <w:bookmarkEnd w:id="34"/>
-    <w:bookmarkStart w:id="35" w:name="portrait-display-1080-x-1920-px"/>
+    <w:bookmarkEnd w:id="33"/>
+    <w:bookmarkStart w:id="34" w:name="portrait-display-1080-x-1920-px"/>
     <w:p>
       <w:pPr>
         <w:pStyle w:val="Heading3"/>
@@ -4797,8 +4781,8 @@
         </w:pict>
       </w:r>
     </w:p>
-    <w:bookmarkEnd w:id="35"/>
-    <w:bookmarkStart w:id="36" w:name="general-signage-rules"/>
+    <w:bookmarkEnd w:id="34"/>
+    <w:bookmarkStart w:id="35" w:name="general-signage-rules"/>
     <w:p>
       <w:pPr>
         <w:pStyle w:val="Heading3"/>
@@ -4934,17 +4918,9 @@
         <w:t xml:space="preserve">Technology &amp; Infrastructure Enablers for People</w:t>
       </w:r>
     </w:p>
+    <w:bookmarkEnd w:id="35"/>
     <w:bookmarkEnd w:id="36"/>
-    <w:bookmarkEnd w:id="37"/>
-    <w:bookmarkEnd w:id="38"/>
-    <w:sectPr>
-      <w:pgBorders w:offsetFrom="page">
-        <w:top w:val="single" w:sz="18" w:space="24" w:color="00BFFF"/>
-        <w:left w:val="single" w:sz="18" w:space="24" w:color="0099CC"/>
-        <w:bottom w:val="single" w:sz="18" w:space="24" w:color="F5A623"/>
-        <w:right w:val="single" w:sz="18" w:space="24" w:color="E08A00"/>
-      </w:pgBorders>
-    </w:sectPr>
+    <w:sectPr/>
     <w:p>
       <w:pPr>
         <w:pBdr>
